--- a/NI-RADS_학습노트.docx
+++ b/NI-RADS_학습노트.docx
@@ -54,7 +54,7 @@
           <w:color w:val="666666"/>
           <w:sz w:val="18"/>
         </w:rPr>
-        <w:t>핵심 원문: Aiken AH, et al. ACR NI-RADS White Paper. J Am Coll Radiol 2018;15(8):1097–1108 · doi:10.1016/j.jacr.2018.05.006 · PMID 29983244</w:t>
+        <w:t>핵심 원문: Aiken AH, et al. ACR NI-RADS White Paper. J Am Coll Radiol 2018 · doi:10.1016/j.jacr.2018.05.006 · PMID 29983244</w:t>
       </w:r>
     </w:p>
     <w:p>
@@ -79,7 +79,7 @@
           <w:color w:val="A03030"/>
           <w:sz w:val="18"/>
         </w:rPr>
-        <w:t>※ 작성 방법 및 한계: 요청하신 ACR 웹페이지(acr.org)와 JACR 본문은 작성 환경의 네트워크 정책으로 직접 열람이 차단되었습니다. 따라서 PubMed/PMC에서 확인 가능한 원저·리뷰(아래 참고문헌)만 근거로 작성했으며, 원문에서 확인하지 못한 내용은 쓰지 않거나 '[원문 대조 필요]'로 표시했습니다. 특히 MRI 2025의 세부 카테고리 표(lexicon 전문)는 ACR 사이트의 공식 chart와 반드시 대조하시기 바랍니다.</w:t>
+        <w:t>※ 근거: ACR 공식 chart (NI-RADS PET/CT, January 2021; NI-RADS MRI v2025 Assessment Categories, August 2025; MRI v2025 Primary/Neck 알고리즘, November 2025; Primary/Neck 알고리즘) — 사용자 제공 PDF — 와 PubMed/PMC 문헌. acr.org·JACR 웹페이지와 YouTube 강의는 작성 환경에서 접속이 차단되어 반영하지 못했습니다.</w:t>
       </w:r>
     </w:p>
     <w:p>
@@ -292,7 +292,7 @@
               <w:rPr>
                 <w:sz w:val="18"/>
               </w:rPr>
-              <w:t>2018: CECT ± FDG PET/CT  →  2025: MRI 전용 버전 추가(T2 신호·DWI 강조)</w:t>
+              <w:t>2018 White Paper / 2021 표: CECT ± FDG PET/CT  →  2025: MRI 전용 버전 (T2·DWI, perineural/skull base 분기)</w:t>
             </w:r>
           </w:p>
         </w:tc>
@@ -720,7 +720,7 @@
         <w:pStyle w:val="ListBullet"/>
       </w:pPr>
       <w:r>
-        <w:t>경부가 FOV에 포함되지 않으면 Neck score = 'X – not assessed' 표기 가능 (MRI 버전)</w:t>
+        <w:t>경부가 FOV에 포함되지 않으면 'N-x', 원발 평가 불가 시 'P-x', 원발 불명 시 'P-unknown primary' (ACR MRI v2025 표)</w:t>
       </w:r>
     </w:p>
     <w:p>
@@ -731,7 +731,7 @@
           <w:color w:val="666666"/>
           <w:sz w:val="17"/>
         </w:rPr>
-        <w:t>출처: PMC12805746 History &amp; 'NI-RADS categories' (NI-RADS MRI 2025 요약)</w:t>
+        <w:t>출처: PMC12805746 History; ACR NI-RADS MRI v2025 Assessment Categories 각주</w:t>
       </w:r>
     </w:p>
     <w:p>
@@ -745,7 +745,7 @@
           <w:color w:val="1F3A5F"/>
           <w:sz w:val="28"/>
         </w:rPr>
-        <w:t>4. NI-RADS 카테고리 — CECT / PET-CT (2018 White Paper)</w:t>
+        <w:t>4. NI-RADS PET/CT (CECT ± PET) — ACR 공식 표 (January 2021)</w:t>
       </w:r>
     </w:p>
     <w:p>
@@ -759,7 +759,7 @@
           <w:color w:val="1F3A5F"/>
           <w:sz w:val="23"/>
         </w:rPr>
-        <w:t>4-1. Primary site</w:t>
+        <w:t>4-1. 카테고리 · 영상소견 · 관리 (공식 표 번역)</w:t>
       </w:r>
     </w:p>
     <w:tbl>
@@ -769,16 +769,15 @@
         <w:tblLook w:firstColumn="1" w:firstRow="1" w:lastColumn="0" w:lastRow="0" w:noHBand="0" w:noVBand="1" w:val="04A0"/>
       </w:tblPr>
       <w:tblGrid>
-        <w:gridCol w:w="1994"/>
-        <w:gridCol w:w="1994"/>
-        <w:gridCol w:w="1994"/>
-        <w:gridCol w:w="1994"/>
-        <w:gridCol w:w="1994"/>
+        <w:gridCol w:w="2493"/>
+        <w:gridCol w:w="2493"/>
+        <w:gridCol w:w="2493"/>
+        <w:gridCol w:w="2493"/>
       </w:tblGrid>
       <w:tr>
         <w:tc>
           <w:tcPr>
-            <w:tcW w:type="dxa" w:w="680"/>
+            <w:tcW w:type="dxa" w:w="1361"/>
             <w:shd w:val="clear" w:color="auto" w:fill="1F3A5F"/>
           </w:tcPr>
           <w:p>
@@ -795,7 +794,7 @@
         </w:tc>
         <w:tc>
           <w:tcPr>
-            <w:tcW w:type="dxa" w:w="1587"/>
+            <w:tcW w:type="dxa" w:w="3288"/>
             <w:shd w:val="clear" w:color="auto" w:fill="1F3A5F"/>
           </w:tcPr>
           <w:p>
@@ -806,13 +805,13 @@
                 <w:color w:val="FFFFFF"/>
                 <w:sz w:val="18"/>
               </w:rPr>
-              <w:t>의미</w:t>
+              <w:t>Primary site 소견</w:t>
             </w:r>
           </w:p>
         </w:tc>
         <w:tc>
           <w:tcPr>
-            <w:tcW w:type="dxa" w:w="3175"/>
+            <w:tcW w:type="dxa" w:w="3061"/>
             <w:shd w:val="clear" w:color="auto" w:fill="1F3A5F"/>
           </w:tcPr>
           <w:p>
@@ -823,7 +822,7 @@
                 <w:color w:val="FFFFFF"/>
                 <w:sz w:val="18"/>
               </w:rPr>
-              <w:t>CECT 소견</w:t>
+              <w:t>Neck 소견</w:t>
             </w:r>
           </w:p>
         </w:tc>
@@ -840,24 +839,7 @@
                 <w:color w:val="FFFFFF"/>
                 <w:sz w:val="18"/>
               </w:rPr>
-              <w:t>FDG PET 소견</w:t>
-            </w:r>
-          </w:p>
-        </w:tc>
-        <w:tc>
-          <w:tcPr>
-            <w:tcW w:type="dxa" w:w="2268"/>
-            <w:shd w:val="clear" w:color="auto" w:fill="1F3A5F"/>
-          </w:tcPr>
-          <w:p>
-            <w:r/>
-            <w:r>
-              <w:rPr>
-                <w:b/>
-                <w:color w:val="FFFFFF"/>
-                <w:sz w:val="18"/>
-              </w:rPr>
-              <w:t>관리권고</w:t>
+              <w:t>관리</w:t>
             </w:r>
           </w:p>
         </w:tc>
@@ -865,8 +847,8 @@
       <w:tr>
         <w:tc>
           <w:tcPr>
-            <w:tcW w:type="dxa" w:w="680"/>
-            <w:shd w:val="clear" w:color="auto" w:fill="F2F2F2"/>
+            <w:tcW w:type="dxa" w:w="1361"/>
+            <w:shd w:val="clear" w:color="auto" w:fill="D9D9D9"/>
           </w:tcPr>
           <w:p>
             <w:r/>
@@ -876,13 +858,15 @@
                 <w:sz w:val="18"/>
               </w:rPr>
               <w:t>0</w:t>
+              <w:br/>
+              <w:t>Incomplete</w:t>
             </w:r>
           </w:p>
         </w:tc>
         <w:tc>
           <w:tcPr>
-            <w:tcW w:type="dxa" w:w="1587"/>
-            <w:shd w:val="clear" w:color="auto" w:fill="F2F2F2"/>
+            <w:tcW w:type="dxa" w:w="3288"/>
+            <w:shd w:val="clear" w:color="auto" w:fill="D9D9D9"/>
           </w:tcPr>
           <w:p>
             <w:r/>
@@ -890,14 +874,14 @@
               <w:rPr>
                 <w:sz w:val="18"/>
               </w:rPr>
-              <w:t>Incomplete</w:t>
+              <w:t>New baseline 검사인데 비교할 이전 영상이 없음 AND 이전 영상이 있고 곧 비교 가능하다는 것을 알고 있는 경우 (Primary·Neck 공통)</w:t>
             </w:r>
           </w:p>
         </w:tc>
         <w:tc>
           <w:tcPr>
-            <w:tcW w:type="dxa" w:w="3175"/>
-            <w:shd w:val="clear" w:color="auto" w:fill="F2F2F2"/>
+            <w:tcW w:type="dxa" w:w="3061"/>
+            <w:shd w:val="clear" w:color="auto" w:fill="D9D9D9"/>
           </w:tcPr>
           <w:p>
             <w:r/>
@@ -905,29 +889,14 @@
               <w:rPr>
                 <w:sz w:val="18"/>
               </w:rPr>
-              <w:t>New baseline 검사인데, 이전 영상이 존재하며 추후 비교 가능해질 것을 아는 경우</w:t>
+              <w:t>(좌동)</w:t>
             </w:r>
           </w:p>
         </w:tc>
         <w:tc>
           <w:tcPr>
             <w:tcW w:type="dxa" w:w="1928"/>
-            <w:shd w:val="clear" w:color="auto" w:fill="F2F2F2"/>
-          </w:tcPr>
-          <w:p>
-            <w:r/>
-            <w:r>
-              <w:rPr>
-                <w:sz w:val="18"/>
-              </w:rPr>
-              <w:t>—</w:t>
-            </w:r>
-          </w:p>
-        </w:tc>
-        <w:tc>
-          <w:tcPr>
-            <w:tcW w:type="dxa" w:w="2268"/>
-            <w:shd w:val="clear" w:color="auto" w:fill="F2F2F2"/>
+            <w:shd w:val="clear" w:color="auto" w:fill="D9D9D9"/>
           </w:tcPr>
           <w:p>
             <w:r/>
@@ -943,8 +912,8 @@
       <w:tr>
         <w:tc>
           <w:tcPr>
-            <w:tcW w:type="dxa" w:w="680"/>
-            <w:shd w:val="clear" w:color="auto" w:fill="E2F0D9"/>
+            <w:tcW w:type="dxa" w:w="1361"/>
+            <w:shd w:val="clear" w:color="auto" w:fill="A9D18E"/>
           </w:tcPr>
           <w:p>
             <w:r/>
@@ -954,13 +923,15 @@
                 <w:sz w:val="18"/>
               </w:rPr>
               <w:t>1</w:t>
+              <w:br/>
+              <w:t>No evidence of recurrence</w:t>
             </w:r>
           </w:p>
         </w:tc>
         <w:tc>
           <w:tcPr>
-            <w:tcW w:type="dxa" w:w="1587"/>
-            <w:shd w:val="clear" w:color="auto" w:fill="E2F0D9"/>
+            <w:tcW w:type="dxa" w:w="3288"/>
+            <w:shd w:val="clear" w:color="auto" w:fill="A9D18E"/>
           </w:tcPr>
           <w:p>
             <w:r/>
@@ -968,14 +939,20 @@
               <w:rPr>
                 <w:sz w:val="18"/>
               </w:rPr>
-              <w:t>No evidence of recurrence</w:t>
+              <w:t>• Expected post-treatment change</w:t>
+              <w:br/>
+              <w:t>• Non-mass-like distortion of soft tissues</w:t>
+              <w:br/>
+              <w:t>• Low-density post-treatment mucosal edema</w:t>
+              <w:br/>
+              <w:t>• Diffuse linear mucosal enhancement 또는 diffuse FDG</w:t>
             </w:r>
           </w:p>
         </w:tc>
         <w:tc>
           <w:tcPr>
-            <w:tcW w:type="dxa" w:w="3175"/>
-            <w:shd w:val="clear" w:color="auto" w:fill="E2F0D9"/>
+            <w:tcW w:type="dxa" w:w="3061"/>
+            <w:shd w:val="clear" w:color="auto" w:fill="A9D18E"/>
           </w:tcPr>
           <w:p>
             <w:r/>
@@ -983,29 +960,14 @@
               <w:rPr>
                 <w:sz w:val="18"/>
               </w:rPr>
-              <w:t>Expected post-treatment change: non-mass-like distortion of soft tissues; low-density 'mucoid' mucosal edema; RT 후 diffuse linear mucosal enhancement</w:t>
+              <w:t>• Residual nodal tissue가 있으면: FDG uptake 없음 또는 enhancement 없음</w:t>
             </w:r>
           </w:p>
         </w:tc>
         <w:tc>
           <w:tcPr>
             <w:tcW w:type="dxa" w:w="1928"/>
-            <w:shd w:val="clear" w:color="auto" w:fill="E2F0D9"/>
-          </w:tcPr>
-          <w:p>
-            <w:r/>
-            <w:r>
-              <w:rPr>
-                <w:sz w:val="18"/>
-              </w:rPr>
-              <w:t>No abnormal FDG uptake</w:t>
-            </w:r>
-          </w:p>
-        </w:tc>
-        <w:tc>
-          <w:tcPr>
-            <w:tcW w:type="dxa" w:w="2268"/>
-            <w:shd w:val="clear" w:color="auto" w:fill="E2F0D9"/>
+            <w:shd w:val="clear" w:color="auto" w:fill="A9D18E"/>
           </w:tcPr>
           <w:p>
             <w:r/>
@@ -1021,8 +983,8 @@
       <w:tr>
         <w:tc>
           <w:tcPr>
-            <w:tcW w:type="dxa" w:w="680"/>
-            <w:shd w:val="clear" w:color="auto" w:fill="FFF2CC"/>
+            <w:tcW w:type="dxa" w:w="1361"/>
+            <w:shd w:val="clear" w:color="auto" w:fill="FFFF99"/>
           </w:tcPr>
           <w:p>
             <w:r/>
@@ -1032,13 +994,15 @@
                 <w:sz w:val="18"/>
               </w:rPr>
               <w:t>2a</w:t>
+              <w:br/>
+              <w:t>Low suspicion</w:t>
             </w:r>
           </w:p>
         </w:tc>
         <w:tc>
           <w:tcPr>
-            <w:tcW w:type="dxa" w:w="1587"/>
-            <w:shd w:val="clear" w:color="auto" w:fill="FFF2CC"/>
+            <w:tcW w:type="dxa" w:w="3288"/>
+            <w:shd w:val="clear" w:color="auto" w:fill="FFFF99"/>
           </w:tcPr>
           <w:p>
             <w:r/>
@@ -1046,14 +1010,14 @@
               <w:rPr>
                 <w:sz w:val="18"/>
               </w:rPr>
-              <w:t>Low suspicion — superficial (mucosal)</w:t>
+              <w:t>• Focal mucosal enhancement 또는 FDG uptake (initial post-treatment scan에서)*</w:t>
             </w:r>
           </w:p>
         </w:tc>
         <w:tc>
           <w:tcPr>
-            <w:tcW w:type="dxa" w:w="3175"/>
-            <w:shd w:val="clear" w:color="auto" w:fill="FFF2CC"/>
+            <w:tcW w:type="dxa" w:w="3061"/>
+            <w:shd w:val="clear" w:color="auto" w:fill="FFFF99"/>
           </w:tcPr>
           <w:p>
             <w:r/>
@@ -1061,14 +1025,14 @@
               <w:rPr>
                 <w:sz w:val="18"/>
               </w:rPr>
-              <w:t>Focal mucosal enhancement, but not mass-like</w:t>
+              <w:t>Neck 2 (아래)</w:t>
             </w:r>
           </w:p>
         </w:tc>
         <w:tc>
           <w:tcPr>
             <w:tcW w:type="dxa" w:w="1928"/>
-            <w:shd w:val="clear" w:color="auto" w:fill="FFF2CC"/>
+            <w:shd w:val="clear" w:color="auto" w:fill="FFFF99"/>
           </w:tcPr>
           <w:p>
             <w:r/>
@@ -1076,22 +1040,7 @@
               <w:rPr>
                 <w:sz w:val="18"/>
               </w:rPr>
-              <w:t>Focal mild–moderate mucosal uptake</w:t>
-            </w:r>
-          </w:p>
-        </w:tc>
-        <w:tc>
-          <w:tcPr>
-            <w:tcW w:type="dxa" w:w="2268"/>
-            <w:shd w:val="clear" w:color="auto" w:fill="FFF2CC"/>
-          </w:tcPr>
-          <w:p>
-            <w:r/>
-            <w:r>
-              <w:rPr>
-                <w:sz w:val="18"/>
-              </w:rPr>
-              <w:t>Direct visual inspection (내시경)</w:t>
+              <w:t>Direct visual inspection</w:t>
             </w:r>
           </w:p>
         </w:tc>
@@ -1099,8 +1048,8 @@
       <w:tr>
         <w:tc>
           <w:tcPr>
-            <w:tcW w:type="dxa" w:w="680"/>
-            <w:shd w:val="clear" w:color="auto" w:fill="FFF2CC"/>
+            <w:tcW w:type="dxa" w:w="1361"/>
+            <w:shd w:val="clear" w:color="auto" w:fill="FFFF66"/>
           </w:tcPr>
           <w:p>
             <w:r/>
@@ -1110,13 +1059,15 @@
                 <w:sz w:val="18"/>
               </w:rPr>
               <w:t>2b</w:t>
+              <w:br/>
+              <w:t>Low suspicion</w:t>
             </w:r>
           </w:p>
         </w:tc>
         <w:tc>
           <w:tcPr>
-            <w:tcW w:type="dxa" w:w="1587"/>
-            <w:shd w:val="clear" w:color="auto" w:fill="FFF2CC"/>
+            <w:tcW w:type="dxa" w:w="3288"/>
+            <w:shd w:val="clear" w:color="auto" w:fill="FFFF66"/>
           </w:tcPr>
           <w:p>
             <w:r/>
@@ -1124,14 +1075,16 @@
               <w:rPr>
                 <w:sz w:val="18"/>
               </w:rPr>
-              <w:t>Low suspicion — deep</w:t>
+              <w:t>• Deep, ill-defined soft tissue (PET 있으면 mild/mod FDG만)</w:t>
+              <w:br/>
+              <w:t>• PET–CECT 불일치**: CECT상 discrete 이상 + FDG 거의 없음, 또는 focal FDG + CT correlate 없음</w:t>
             </w:r>
           </w:p>
         </w:tc>
         <w:tc>
           <w:tcPr>
-            <w:tcW w:type="dxa" w:w="3175"/>
-            <w:shd w:val="clear" w:color="auto" w:fill="FFF2CC"/>
+            <w:tcW w:type="dxa" w:w="3061"/>
+            <w:shd w:val="clear" w:color="auto" w:fill="FFFF66"/>
           </w:tcPr>
           <w:p>
             <w:r/>
@@ -1139,14 +1092,20 @@
               <w:rPr>
                 <w:sz w:val="18"/>
               </w:rPr>
-              <w:t>Deep, ill-defined soft tissue, not discrete; little to no differential enhancement</w:t>
+              <w:t>Neck 2:</w:t>
+              <w:br/>
+              <w:t>• Residual nodal tissue의 mild/mod FDG 또는 지속되는 heterogeneous enhancement</w:t>
+              <w:br/>
+              <w:t>• 새로 생기거나 커지는 node, 단 definitive abnormal morphology 없음</w:t>
+              <w:br/>
+              <w:t>• PET–CECT 불일치**: 커지는 node인데 FDG 거의 없음</w:t>
             </w:r>
           </w:p>
         </w:tc>
         <w:tc>
           <w:tcPr>
             <w:tcW w:type="dxa" w:w="1928"/>
-            <w:shd w:val="clear" w:color="auto" w:fill="FFF2CC"/>
+            <w:shd w:val="clear" w:color="auto" w:fill="FFFF66"/>
           </w:tcPr>
           <w:p>
             <w:r/>
@@ -1154,22 +1113,7 @@
               <w:rPr>
                 <w:sz w:val="18"/>
               </w:rPr>
-              <w:t>Mild or moderate uptake</w:t>
-            </w:r>
-          </w:p>
-        </w:tc>
-        <w:tc>
-          <w:tcPr>
-            <w:tcW w:type="dxa" w:w="2268"/>
-            <w:shd w:val="clear" w:color="auto" w:fill="FFF2CC"/>
-          </w:tcPr>
-          <w:p>
-            <w:r/>
-            <w:r>
-              <w:rPr>
-                <w:sz w:val="18"/>
-              </w:rPr>
-              <w:t>Short-interval follow-up (3개월) 또는 PET</w:t>
+              <w:t>2b 또는 Neck 2: Short-interval f/u (3개월), 또는 CECT 단독으로 scoring했다면 PET</w:t>
             </w:r>
           </w:p>
         </w:tc>
@@ -1177,8 +1121,8 @@
       <w:tr>
         <w:tc>
           <w:tcPr>
-            <w:tcW w:type="dxa" w:w="680"/>
-            <w:shd w:val="clear" w:color="auto" w:fill="F8CBAD"/>
+            <w:tcW w:type="dxa" w:w="1361"/>
+            <w:shd w:val="clear" w:color="auto" w:fill="F4B183"/>
           </w:tcPr>
           <w:p>
             <w:r/>
@@ -1188,90 +1132,14 @@
                 <w:sz w:val="18"/>
               </w:rPr>
               <w:t>3</w:t>
-            </w:r>
-          </w:p>
-        </w:tc>
-        <w:tc>
-          <w:tcPr>
-            <w:tcW w:type="dxa" w:w="1587"/>
-            <w:shd w:val="clear" w:color="auto" w:fill="F8CBAD"/>
-          </w:tcPr>
-          <w:p>
-            <w:r/>
-            <w:r>
-              <w:rPr>
-                <w:sz w:val="18"/>
-              </w:rPr>
+              <w:br/>
               <w:t>High suspicion</w:t>
             </w:r>
           </w:p>
         </w:tc>
         <w:tc>
           <w:tcPr>
-            <w:tcW w:type="dxa" w:w="3175"/>
-            <w:shd w:val="clear" w:color="auto" w:fill="F8CBAD"/>
-          </w:tcPr>
-          <w:p>
-            <w:r/>
-            <w:r>
-              <w:rPr>
-                <w:sz w:val="18"/>
-              </w:rPr>
-              <w:t>New or enlarging discrete nodule/mass with differential enhancement</w:t>
-            </w:r>
-          </w:p>
-        </w:tc>
-        <w:tc>
-          <w:tcPr>
-            <w:tcW w:type="dxa" w:w="1928"/>
-            <w:shd w:val="clear" w:color="auto" w:fill="F8CBAD"/>
-          </w:tcPr>
-          <w:p>
-            <w:r/>
-            <w:r>
-              <w:rPr>
-                <w:sz w:val="18"/>
-              </w:rPr>
-              <w:t>Intense focal uptake</w:t>
-            </w:r>
-          </w:p>
-        </w:tc>
-        <w:tc>
-          <w:tcPr>
-            <w:tcW w:type="dxa" w:w="2268"/>
-            <w:shd w:val="clear" w:color="auto" w:fill="F8CBAD"/>
-          </w:tcPr>
-          <w:p>
-            <w:r/>
-            <w:r>
-              <w:rPr>
-                <w:sz w:val="18"/>
-              </w:rPr>
-              <w:t>Biopsy (image-guided 또는 clinical)</w:t>
-            </w:r>
-          </w:p>
-        </w:tc>
-      </w:tr>
-      <w:tr>
-        <w:tc>
-          <w:tcPr>
-            <w:tcW w:type="dxa" w:w="680"/>
-            <w:shd w:val="clear" w:color="auto" w:fill="F4B183"/>
-          </w:tcPr>
-          <w:p>
-            <w:r/>
-            <w:r>
-              <w:rPr>
-                <w:b/>
-                <w:sz w:val="18"/>
-              </w:rPr>
-              <w:t>4</w:t>
-            </w:r>
-          </w:p>
-        </w:tc>
-        <w:tc>
-          <w:tcPr>
-            <w:tcW w:type="dxa" w:w="1587"/>
+            <w:tcW w:type="dxa" w:w="3288"/>
             <w:shd w:val="clear" w:color="auto" w:fill="F4B183"/>
           </w:tcPr>
           <w:p>
@@ -1280,13 +1148,13 @@
               <w:rPr>
                 <w:sz w:val="18"/>
               </w:rPr>
-              <w:t>Definite recurrence</w:t>
+              <w:t>• Discrete nodule/mass + intense focal FDG (PET 있을 때)</w:t>
             </w:r>
           </w:p>
         </w:tc>
         <w:tc>
           <w:tcPr>
-            <w:tcW w:type="dxa" w:w="3175"/>
+            <w:tcW w:type="dxa" w:w="3061"/>
             <w:shd w:val="clear" w:color="auto" w:fill="F4B183"/>
           </w:tcPr>
           <w:p>
@@ -1295,7 +1163,9 @@
               <w:rPr>
                 <w:sz w:val="18"/>
               </w:rPr>
-              <w:t>Pathologically proven 또는 definite radiologic &amp; clinical progression</w:t>
+              <w:t>• Residual nodal tissue + intense FDG</w:t>
+              <w:br/>
+              <w:t>• New enlarged 또는 enlarging node + abnormal morphology*** (CECT only) 또는 focal intense FDG (PET 있을 때)</w:t>
             </w:r>
           </w:p>
         </w:tc>
@@ -1310,14 +1180,64 @@
               <w:rPr>
                 <w:sz w:val="18"/>
               </w:rPr>
-              <w:t>—</w:t>
+              <w:t>Image-guided 또는 clinical biopsy (임상적으로 적응 시)</w:t>
+            </w:r>
+          </w:p>
+        </w:tc>
+      </w:tr>
+      <w:tr>
+        <w:tc>
+          <w:tcPr>
+            <w:tcW w:type="dxa" w:w="1361"/>
+            <w:shd w:val="clear" w:color="auto" w:fill="FF6666"/>
+          </w:tcPr>
+          <w:p>
+            <w:r/>
+            <w:r>
+              <w:rPr>
+                <w:b/>
+                <w:sz w:val="18"/>
+              </w:rPr>
+              <w:t>4</w:t>
+              <w:br/>
+              <w:t>Definitive recurrence</w:t>
             </w:r>
           </w:p>
         </w:tc>
         <w:tc>
           <w:tcPr>
-            <w:tcW w:type="dxa" w:w="2268"/>
-            <w:shd w:val="clear" w:color="auto" w:fill="F4B183"/>
+            <w:tcW w:type="dxa" w:w="3288"/>
+            <w:shd w:val="clear" w:color="auto" w:fill="FF6666"/>
+          </w:tcPr>
+          <w:p>
+            <w:r/>
+            <w:r>
+              <w:rPr>
+                <w:sz w:val="18"/>
+              </w:rPr>
+              <w:t>Pathologically proven 또는 definite radiologic &amp; clinical progression</w:t>
+            </w:r>
+          </w:p>
+        </w:tc>
+        <w:tc>
+          <w:tcPr>
+            <w:tcW w:type="dxa" w:w="3061"/>
+            <w:shd w:val="clear" w:color="auto" w:fill="FF6666"/>
+          </w:tcPr>
+          <w:p>
+            <w:r/>
+            <w:r>
+              <w:rPr>
+                <w:sz w:val="18"/>
+              </w:rPr>
+              <w:t>(좌동)</w:t>
+            </w:r>
+          </w:p>
+        </w:tc>
+        <w:tc>
+          <w:tcPr>
+            <w:tcW w:type="dxa" w:w="1928"/>
+            <w:shd w:val="clear" w:color="auto" w:fill="FF6666"/>
           </w:tcPr>
           <w:p>
             <w:r/>
@@ -1333,6 +1253,76 @@
     </w:tbl>
     <w:p/>
     <w:p>
+      <w:pPr>
+        <w:spacing w:before="160"/>
+      </w:pPr>
+      <w:r>
+        <w:rPr>
+          <w:b/>
+          <w:i w:val="0"/>
+          <w:color w:val="1F3A5F"/>
+          <w:sz w:val="23"/>
+        </w:rPr>
+        <w:t>4-2. 공식 표 각주 (판독에 직접 영향)</w:t>
+      </w:r>
+    </w:p>
+    <w:p>
+      <w:pPr>
+        <w:pStyle w:val="ListBullet"/>
+      </w:pPr>
+      <w:r>
+        <w:t>* Focal mucosal 이상은 특히 initial post-treatment PET/CECT에서 치료 관련일 가능성이 높음 → 대부분 2a로 두고 외과/종양내과가 직접 관찰. 추적 도중 더 mass-like/nodular한 점막 병변이 생기면 3 고려</w:t>
+      </w:r>
+    </w:p>
+    <w:p>
+      <w:pPr>
+        <w:pStyle w:val="ListBullet"/>
+      </w:pPr>
+      <w:r>
+        <w:t>** PET–CECT 불일치 규칙은 원발 종양이 FDG-avid였던 경우에만 적용</w:t>
+      </w:r>
+    </w:p>
+    <w:p>
+      <w:pPr>
+        <w:pStyle w:val="ListBullet"/>
+      </w:pPr>
+      <w:r>
+        <w:t>*** Definitive abnormal morphology = new necrosis 또는 인접 구조 침범으로 증명되는 gross ENE</w:t>
+      </w:r>
+    </w:p>
+    <w:p>
+      <w:pPr>
+        <w:pStyle w:val="ListBullet"/>
+      </w:pPr>
+      <w:r>
+        <w:t>'Residual nodal tissue' = 치료 전 영상에서 이미 비정상이던 node → hypoenhancement·irregular border는 치료 반응일 가능성이 높음 (특히 FDG 없을 때)</w:t>
+      </w:r>
+    </w:p>
+    <w:p>
+      <w:pPr>
+        <w:pStyle w:val="ListBullet"/>
+      </w:pPr>
+      <w:r>
+        <w:t>'New or enlarging node' = surveillance 도중 새로 생긴 node (치료 전 영상에 없던 것) → irregular border 또는 necrosis는 definitively abnormal</w:t>
+      </w:r>
+    </w:p>
+    <w:p>
+      <w:pPr>
+        <w:pStyle w:val="ListBullet"/>
+      </w:pPr>
+      <w:r>
+        <w:t>원발 불명: 'P-unknown primary' / 원발 평가 불가(dental artifact, motion, FOV 밖 등): 'P-x'</w:t>
+      </w:r>
+    </w:p>
+    <w:p>
+      <w:pPr>
+        <w:pStyle w:val="ListBullet"/>
+      </w:pPr>
+      <w:r>
+        <w:t>NI-RADS는 definitive/curative 치료 후용 — 치료 중에는 사용하지 않음</w:t>
+      </w:r>
+    </w:p>
+    <w:p>
       <w:r>
         <w:rPr>
           <w:b w:val="0"/>
@@ -1340,7 +1330,7 @@
           <w:color w:val="666666"/>
           <w:sz w:val="17"/>
         </w:rPr>
-        <w:t>출처: Aiken 2018 White Paper 표를 재인용한 PMC13454081 Table 1 (Aiken et al.); PMC12024659; Cureus 2026, doi:10.7759/cureus.103321 (PMC12981607)</w:t>
+        <w:t>출처: ACR NI-RADS™ PET/CT Category Descriptors, Imaging Findings, and Management (January 2021) — 사용자 제공 PDF</w:t>
       </w:r>
     </w:p>
     <w:p>
@@ -1354,7 +1344,7 @@
           <w:color w:val="1F3A5F"/>
           <w:sz w:val="23"/>
         </w:rPr>
-        <w:t>4-2. Neck (경부 림프절)</w:t>
+        <w:t>4-3. Primary site 알고리즘 (PET/CT)</w:t>
       </w:r>
     </w:p>
     <w:tbl>
@@ -1364,16 +1354,983 @@
         <w:tblLook w:firstColumn="1" w:firstRow="1" w:lastColumn="0" w:lastRow="0" w:noHBand="0" w:noVBand="1" w:val="04A0"/>
       </w:tblPr>
       <w:tblGrid>
-        <w:gridCol w:w="1994"/>
-        <w:gridCol w:w="1994"/>
-        <w:gridCol w:w="1994"/>
-        <w:gridCol w:w="1994"/>
-        <w:gridCol w:w="1994"/>
+        <w:gridCol w:w="3324"/>
+        <w:gridCol w:w="3324"/>
+        <w:gridCol w:w="3324"/>
       </w:tblGrid>
       <w:tr>
         <w:tc>
           <w:tcPr>
-            <w:tcW w:type="dxa" w:w="680"/>
+            <w:tcW w:type="dxa" w:w="2381"/>
+            <w:shd w:val="clear" w:color="auto" w:fill="1F3A5F"/>
+          </w:tcPr>
+          <w:p>
+            <w:r/>
+            <w:r>
+              <w:rPr>
+                <w:b/>
+                <w:color w:val="FFFFFF"/>
+                <w:sz w:val="18"/>
+              </w:rPr>
+              <w:t>위치</w:t>
+            </w:r>
+          </w:p>
+        </w:tc>
+        <w:tc>
+          <w:tcPr>
+            <w:tcW w:type="dxa" w:w="4139"/>
+            <w:shd w:val="clear" w:color="auto" w:fill="1F3A5F"/>
+          </w:tcPr>
+          <w:p>
+            <w:r/>
+            <w:r>
+              <w:rPr>
+                <w:b/>
+                <w:color w:val="FFFFFF"/>
+                <w:sz w:val="18"/>
+              </w:rPr>
+              <w:t>소견</w:t>
+            </w:r>
+          </w:p>
+        </w:tc>
+        <w:tc>
+          <w:tcPr>
+            <w:tcW w:type="dxa" w:w="3118"/>
+            <w:shd w:val="clear" w:color="auto" w:fill="1F3A5F"/>
+          </w:tcPr>
+          <w:p>
+            <w:r/>
+            <w:r>
+              <w:rPr>
+                <w:b/>
+                <w:color w:val="FFFFFF"/>
+                <w:sz w:val="18"/>
+              </w:rPr>
+              <w:t>→ Category / 관리</w:t>
+            </w:r>
+          </w:p>
+        </w:tc>
+      </w:tr>
+      <w:tr>
+        <w:tc>
+          <w:tcPr>
+            <w:tcW w:type="dxa" w:w="2381"/>
+          </w:tcPr>
+          <w:p>
+            <w:r/>
+            <w:r>
+              <w:rPr>
+                <w:b/>
+                <w:sz w:val="18"/>
+              </w:rPr>
+              <w:t>Superficial / mucosal</w:t>
+            </w:r>
+          </w:p>
+        </w:tc>
+        <w:tc>
+          <w:tcPr>
+            <w:tcW w:type="dxa" w:w="4139"/>
+          </w:tcPr>
+          <w:p>
+            <w:r/>
+            <w:r>
+              <w:rPr>
+                <w:sz w:val="18"/>
+              </w:rPr>
+              <w:t>Diffuse linear C+</w:t>
+            </w:r>
+          </w:p>
+        </w:tc>
+        <w:tc>
+          <w:tcPr>
+            <w:tcW w:type="dxa" w:w="3118"/>
+          </w:tcPr>
+          <w:p>
+            <w:r/>
+            <w:r>
+              <w:rPr>
+                <w:sz w:val="18"/>
+              </w:rPr>
+              <w:t>1: Routine surveillance</w:t>
+            </w:r>
+          </w:p>
+        </w:tc>
+      </w:tr>
+      <w:tr>
+        <w:tc>
+          <w:tcPr>
+            <w:tcW w:type="dxa" w:w="2381"/>
+          </w:tcPr>
+          <w:p>
+            <w:r/>
+            <w:r>
+              <w:rPr>
+                <w:b/>
+                <w:sz w:val="18"/>
+              </w:rPr>
+            </w:r>
+          </w:p>
+        </w:tc>
+        <w:tc>
+          <w:tcPr>
+            <w:tcW w:type="dxa" w:w="4139"/>
+          </w:tcPr>
+          <w:p>
+            <w:r/>
+            <w:r>
+              <w:rPr>
+                <w:sz w:val="18"/>
+              </w:rPr>
+              <w:t>Focal C+ / ulcer 또는 FDG uptake (특히 initial post-treatment scan)¹</w:t>
+            </w:r>
+          </w:p>
+        </w:tc>
+        <w:tc>
+          <w:tcPr>
+            <w:tcW w:type="dxa" w:w="3118"/>
+          </w:tcPr>
+          <w:p>
+            <w:r/>
+            <w:r>
+              <w:rPr>
+                <w:sz w:val="18"/>
+              </w:rPr>
+              <w:t>2a: Direct inspection</w:t>
+            </w:r>
+          </w:p>
+        </w:tc>
+      </w:tr>
+      <w:tr>
+        <w:tc>
+          <w:tcPr>
+            <w:tcW w:type="dxa" w:w="2381"/>
+          </w:tcPr>
+          <w:p>
+            <w:r/>
+            <w:r>
+              <w:rPr>
+                <w:b/>
+                <w:sz w:val="18"/>
+              </w:rPr>
+            </w:r>
+          </w:p>
+        </w:tc>
+        <w:tc>
+          <w:tcPr>
+            <w:tcW w:type="dxa" w:w="4139"/>
+          </w:tcPr>
+          <w:p>
+            <w:r/>
+            <w:r>
+              <w:rPr>
+                <w:sz w:val="18"/>
+              </w:rPr>
+              <w:t>Nodular C+ (특히 initial scan 이후 새로 생김)¹</w:t>
+            </w:r>
+          </w:p>
+        </w:tc>
+        <w:tc>
+          <w:tcPr>
+            <w:tcW w:type="dxa" w:w="3118"/>
+          </w:tcPr>
+          <w:p>
+            <w:r/>
+            <w:r>
+              <w:rPr>
+                <w:sz w:val="18"/>
+              </w:rPr>
+              <w:t>3: Biopsy</w:t>
+            </w:r>
+          </w:p>
+        </w:tc>
+      </w:tr>
+      <w:tr>
+        <w:tc>
+          <w:tcPr>
+            <w:tcW w:type="dxa" w:w="2381"/>
+          </w:tcPr>
+          <w:p>
+            <w:r/>
+            <w:r>
+              <w:rPr>
+                <w:b/>
+                <w:sz w:val="18"/>
+              </w:rPr>
+              <w:t>Deep² — ill-defined enhancing</w:t>
+            </w:r>
+          </w:p>
+        </w:tc>
+        <w:tc>
+          <w:tcPr>
+            <w:tcW w:type="dxa" w:w="4139"/>
+          </w:tcPr>
+          <w:p>
+            <w:r/>
+            <w:r>
+              <w:rPr>
+                <w:sz w:val="18"/>
+              </w:rPr>
+              <w:t>FDG uptake 없음</w:t>
+            </w:r>
+          </w:p>
+        </w:tc>
+        <w:tc>
+          <w:tcPr>
+            <w:tcW w:type="dxa" w:w="3118"/>
+          </w:tcPr>
+          <w:p>
+            <w:r/>
+            <w:r>
+              <w:rPr>
+                <w:sz w:val="18"/>
+              </w:rPr>
+              <w:t>1: Routine surveillance</w:t>
+            </w:r>
+          </w:p>
+        </w:tc>
+      </w:tr>
+      <w:tr>
+        <w:tc>
+          <w:tcPr>
+            <w:tcW w:type="dxa" w:w="2381"/>
+          </w:tcPr>
+          <w:p>
+            <w:r/>
+            <w:r>
+              <w:rPr>
+                <w:b/>
+                <w:sz w:val="18"/>
+              </w:rPr>
+            </w:r>
+          </w:p>
+        </w:tc>
+        <w:tc>
+          <w:tcPr>
+            <w:tcW w:type="dxa" w:w="4139"/>
+          </w:tcPr>
+          <w:p>
+            <w:r/>
+            <w:r>
+              <w:rPr>
+                <w:sz w:val="18"/>
+              </w:rPr>
+              <w:t>Mild/mod FDG 또는 PET 없음</w:t>
+            </w:r>
+          </w:p>
+        </w:tc>
+        <w:tc>
+          <w:tcPr>
+            <w:tcW w:type="dxa" w:w="3118"/>
+          </w:tcPr>
+          <w:p>
+            <w:r/>
+            <w:r>
+              <w:rPr>
+                <w:sz w:val="18"/>
+              </w:rPr>
+              <w:t>2b: Short F/U (3개월) 또는 PET</w:t>
+            </w:r>
+          </w:p>
+        </w:tc>
+      </w:tr>
+      <w:tr>
+        <w:tc>
+          <w:tcPr>
+            <w:tcW w:type="dxa" w:w="2381"/>
+          </w:tcPr>
+          <w:p>
+            <w:r/>
+            <w:r>
+              <w:rPr>
+                <w:b/>
+                <w:sz w:val="18"/>
+              </w:rPr>
+              <w:t>Deep² — discrete mass</w:t>
+            </w:r>
+          </w:p>
+        </w:tc>
+        <w:tc>
+          <w:tcPr>
+            <w:tcW w:type="dxa" w:w="4139"/>
+          </w:tcPr>
+          <w:p>
+            <w:r/>
+            <w:r>
+              <w:rPr>
+                <w:sz w:val="18"/>
+              </w:rPr>
+              <w:t>Mild/mod FDG 또는 PET 없음</w:t>
+            </w:r>
+          </w:p>
+        </w:tc>
+        <w:tc>
+          <w:tcPr>
+            <w:tcW w:type="dxa" w:w="3118"/>
+          </w:tcPr>
+          <w:p>
+            <w:r/>
+            <w:r>
+              <w:rPr>
+                <w:sz w:val="18"/>
+              </w:rPr>
+              <w:t>2b: Short F/U (3개월) 또는 PET</w:t>
+            </w:r>
+          </w:p>
+        </w:tc>
+      </w:tr>
+      <w:tr>
+        <w:tc>
+          <w:tcPr>
+            <w:tcW w:type="dxa" w:w="2381"/>
+          </w:tcPr>
+          <w:p>
+            <w:r/>
+            <w:r>
+              <w:rPr>
+                <w:b/>
+                <w:sz w:val="18"/>
+              </w:rPr>
+            </w:r>
+          </w:p>
+        </w:tc>
+        <w:tc>
+          <w:tcPr>
+            <w:tcW w:type="dxa" w:w="4139"/>
+          </w:tcPr>
+          <w:p>
+            <w:r/>
+            <w:r>
+              <w:rPr>
+                <w:sz w:val="18"/>
+              </w:rPr>
+              <w:t>Intense FDG uptake</w:t>
+            </w:r>
+          </w:p>
+        </w:tc>
+        <w:tc>
+          <w:tcPr>
+            <w:tcW w:type="dxa" w:w="3118"/>
+          </w:tcPr>
+          <w:p>
+            <w:r/>
+            <w:r>
+              <w:rPr>
+                <w:sz w:val="18"/>
+              </w:rPr>
+              <w:t>3: Biopsy</w:t>
+            </w:r>
+          </w:p>
+        </w:tc>
+      </w:tr>
+      <w:tr>
+        <w:tc>
+          <w:tcPr>
+            <w:tcW w:type="dxa" w:w="2381"/>
+          </w:tcPr>
+          <w:p>
+            <w:r/>
+            <w:r>
+              <w:rPr>
+                <w:b/>
+                <w:sz w:val="18"/>
+              </w:rPr>
+              <w:t>Definite recurrence³</w:t>
+            </w:r>
+          </w:p>
+        </w:tc>
+        <w:tc>
+          <w:tcPr>
+            <w:tcW w:type="dxa" w:w="4139"/>
+          </w:tcPr>
+          <w:p>
+            <w:r/>
+            <w:r>
+              <w:rPr>
+                <w:sz w:val="18"/>
+              </w:rPr>
+              <w:t>병리 확인 또는 definitive radiologic progression</w:t>
+            </w:r>
+          </w:p>
+        </w:tc>
+        <w:tc>
+          <w:tcPr>
+            <w:tcW w:type="dxa" w:w="3118"/>
+          </w:tcPr>
+          <w:p>
+            <w:r/>
+            <w:r>
+              <w:rPr>
+                <w:sz w:val="18"/>
+              </w:rPr>
+              <w:t>4: 치료 (biopsy 유무 무관)</w:t>
+            </w:r>
+          </w:p>
+        </w:tc>
+      </w:tr>
+    </w:tbl>
+    <w:p/>
+    <w:p>
+      <w:pPr>
+        <w:pStyle w:val="ListBullet"/>
+      </w:pPr>
+      <w:r>
+        <w:t>¹ 대부분의 점막 이상은 2a (점막은 외과의가 가장 잘 평가; initial scan에서는 치료 관련 가능성 높음). 더 mass-like한 점막/아주 얕은 점막하 이상은 3으로 upgrade 가능, 특히 baseline 이후 발생 시</w:t>
+      </w:r>
+    </w:p>
+    <w:p>
+      <w:pPr>
+        <w:pStyle w:val="ListBullet"/>
+      </w:pPr>
+      <w:r>
+        <w:t>² Baseline 이후 surveillance는 PET 없이 CECT 또는 MRI로 가능 → PET 권고 자체가 NI-RADS 2의 관리가 될 수 있음</w:t>
+      </w:r>
+    </w:p>
+    <w:p>
+      <w:pPr>
+        <w:pStyle w:val="ListBullet"/>
+      </w:pPr>
+      <w:r>
+        <w:t>³ Trial 등록이나 치료 지속을 위해 biopsy가 필요할 수 있음</w:t>
+      </w:r>
+    </w:p>
+    <w:p>
+      <w:r>
+        <w:rPr>
+          <w:b w:val="0"/>
+          <w:i/>
+          <w:color w:val="666666"/>
+          <w:sz w:val="17"/>
+        </w:rPr>
+        <w:t>출처: ACR NI-RADS Primary Site Category and Management 알고리즘 — 사용자 제공 PDF p.1</w:t>
+      </w:r>
+    </w:p>
+    <w:p>
+      <w:pPr>
+        <w:spacing w:before="160"/>
+      </w:pPr>
+      <w:r>
+        <w:rPr>
+          <w:b/>
+          <w:i w:val="0"/>
+          <w:color w:val="1F3A5F"/>
+          <w:sz w:val="23"/>
+        </w:rPr>
+        <w:t>4-4. Neck 알고리즘 (PET/CT)</w:t>
+      </w:r>
+    </w:p>
+    <w:tbl>
+      <w:tblPr>
+        <w:tblStyle w:val="TableGrid"/>
+        <w:tblW w:type="auto" w:w="0"/>
+        <w:tblLook w:firstColumn="1" w:firstRow="1" w:lastColumn="0" w:lastRow="0" w:noHBand="0" w:noVBand="1" w:val="04A0"/>
+      </w:tblPr>
+      <w:tblGrid>
+        <w:gridCol w:w="3324"/>
+        <w:gridCol w:w="3324"/>
+        <w:gridCol w:w="3324"/>
+      </w:tblGrid>
+      <w:tr>
+        <w:tc>
+          <w:tcPr>
+            <w:tcW w:type="dxa" w:w="3515"/>
+            <w:shd w:val="clear" w:color="auto" w:fill="1F3A5F"/>
+          </w:tcPr>
+          <w:p>
+            <w:r/>
+            <w:r>
+              <w:rPr>
+                <w:b/>
+                <w:color w:val="FFFFFF"/>
+                <w:sz w:val="18"/>
+              </w:rPr>
+              <w:t>분기</w:t>
+            </w:r>
+          </w:p>
+        </w:tc>
+        <w:tc>
+          <w:tcPr>
+            <w:tcW w:type="dxa" w:w="3005"/>
+            <w:shd w:val="clear" w:color="auto" w:fill="1F3A5F"/>
+          </w:tcPr>
+          <w:p>
+            <w:r/>
+            <w:r>
+              <w:rPr>
+                <w:b/>
+                <w:color w:val="FFFFFF"/>
+                <w:sz w:val="18"/>
+              </w:rPr>
+              <w:t>소견</w:t>
+            </w:r>
+          </w:p>
+        </w:tc>
+        <w:tc>
+          <w:tcPr>
+            <w:tcW w:type="dxa" w:w="3118"/>
+            <w:shd w:val="clear" w:color="auto" w:fill="1F3A5F"/>
+          </w:tcPr>
+          <w:p>
+            <w:r/>
+            <w:r>
+              <w:rPr>
+                <w:b/>
+                <w:color w:val="FFFFFF"/>
+                <w:sz w:val="18"/>
+              </w:rPr>
+              <w:t>→ Category / 관리</w:t>
+            </w:r>
+          </w:p>
+        </w:tc>
+      </w:tr>
+      <w:tr>
+        <w:tc>
+          <w:tcPr>
+            <w:tcW w:type="dxa" w:w="3515"/>
+          </w:tcPr>
+          <w:p>
+            <w:r/>
+            <w:r>
+              <w:rPr>
+                <w:b/>
+                <w:sz w:val="18"/>
+              </w:rPr>
+              <w:t>No new node 또는 abnormal node 없음</w:t>
+            </w:r>
+          </w:p>
+        </w:tc>
+        <w:tc>
+          <w:tcPr>
+            <w:tcW w:type="dxa" w:w="3005"/>
+          </w:tcPr>
+          <w:p>
+            <w:r/>
+            <w:r>
+              <w:rPr>
+                <w:sz w:val="18"/>
+              </w:rPr>
+              <w:t>—</w:t>
+            </w:r>
+          </w:p>
+        </w:tc>
+        <w:tc>
+          <w:tcPr>
+            <w:tcW w:type="dxa" w:w="3118"/>
+          </w:tcPr>
+          <w:p>
+            <w:r/>
+            <w:r>
+              <w:rPr>
+                <w:sz w:val="18"/>
+              </w:rPr>
+              <w:t>1: Routine surveillance</w:t>
+            </w:r>
+          </w:p>
+        </w:tc>
+      </w:tr>
+      <w:tr>
+        <w:tc>
+          <w:tcPr>
+            <w:tcW w:type="dxa" w:w="3515"/>
+          </w:tcPr>
+          <w:p>
+            <w:r/>
+            <w:r>
+              <w:rPr>
+                <w:b/>
+                <w:sz w:val="18"/>
+              </w:rPr>
+              <w:t>Residual / new / enlarging node — new necrosis·ENE 없음¹</w:t>
+            </w:r>
+          </w:p>
+        </w:tc>
+        <w:tc>
+          <w:tcPr>
+            <w:tcW w:type="dxa" w:w="3005"/>
+          </w:tcPr>
+          <w:p>
+            <w:r/>
+            <w:r>
+              <w:rPr>
+                <w:sz w:val="18"/>
+              </w:rPr>
+              <w:t>FDG uptake 없음</w:t>
+            </w:r>
+          </w:p>
+        </w:tc>
+        <w:tc>
+          <w:tcPr>
+            <w:tcW w:type="dxa" w:w="3118"/>
+          </w:tcPr>
+          <w:p>
+            <w:r/>
+            <w:r>
+              <w:rPr>
+                <w:sz w:val="18"/>
+              </w:rPr>
+              <w:t>1: Routine surveillance</w:t>
+            </w:r>
+          </w:p>
+        </w:tc>
+      </w:tr>
+      <w:tr>
+        <w:tc>
+          <w:tcPr>
+            <w:tcW w:type="dxa" w:w="3515"/>
+          </w:tcPr>
+          <w:p>
+            <w:r/>
+            <w:r>
+              <w:rPr>
+                <w:b/>
+                <w:sz w:val="18"/>
+              </w:rPr>
+            </w:r>
+          </w:p>
+        </w:tc>
+        <w:tc>
+          <w:tcPr>
+            <w:tcW w:type="dxa" w:w="3005"/>
+          </w:tcPr>
+          <w:p>
+            <w:r/>
+            <w:r>
+              <w:rPr>
+                <w:sz w:val="18"/>
+              </w:rPr>
+              <w:t>Mild/mod FDG uptake</w:t>
+            </w:r>
+          </w:p>
+        </w:tc>
+        <w:tc>
+          <w:tcPr>
+            <w:tcW w:type="dxa" w:w="3118"/>
+          </w:tcPr>
+          <w:p>
+            <w:r/>
+            <w:r>
+              <w:rPr>
+                <w:sz w:val="18"/>
+              </w:rPr>
+              <w:t>2: Short F/U (3개월)</w:t>
+            </w:r>
+          </w:p>
+        </w:tc>
+      </w:tr>
+      <w:tr>
+        <w:tc>
+          <w:tcPr>
+            <w:tcW w:type="dxa" w:w="3515"/>
+          </w:tcPr>
+          <w:p>
+            <w:r/>
+            <w:r>
+              <w:rPr>
+                <w:b/>
+                <w:sz w:val="18"/>
+              </w:rPr>
+            </w:r>
+          </w:p>
+        </w:tc>
+        <w:tc>
+          <w:tcPr>
+            <w:tcW w:type="dxa" w:w="3005"/>
+          </w:tcPr>
+          <w:p>
+            <w:r/>
+            <w:r>
+              <w:rPr>
+                <w:sz w:val="18"/>
+              </w:rPr>
+              <w:t>CECT only, PET 없음²</w:t>
+            </w:r>
+          </w:p>
+        </w:tc>
+        <w:tc>
+          <w:tcPr>
+            <w:tcW w:type="dxa" w:w="3118"/>
+          </w:tcPr>
+          <w:p>
+            <w:r/>
+            <w:r>
+              <w:rPr>
+                <w:sz w:val="18"/>
+              </w:rPr>
+              <w:t>2: PET 또는 short F/U (3개월)</w:t>
+            </w:r>
+          </w:p>
+        </w:tc>
+      </w:tr>
+      <w:tr>
+        <w:tc>
+          <w:tcPr>
+            <w:tcW w:type="dxa" w:w="3515"/>
+          </w:tcPr>
+          <w:p>
+            <w:r/>
+            <w:r>
+              <w:rPr>
+                <w:b/>
+                <w:sz w:val="18"/>
+              </w:rPr>
+            </w:r>
+          </w:p>
+        </w:tc>
+        <w:tc>
+          <w:tcPr>
+            <w:tcW w:type="dxa" w:w="3005"/>
+          </w:tcPr>
+          <w:p>
+            <w:r/>
+            <w:r>
+              <w:rPr>
+                <w:sz w:val="18"/>
+              </w:rPr>
+              <w:t>Intense FDG uptake</w:t>
+            </w:r>
+          </w:p>
+        </w:tc>
+        <w:tc>
+          <w:tcPr>
+            <w:tcW w:type="dxa" w:w="3118"/>
+          </w:tcPr>
+          <w:p>
+            <w:r/>
+            <w:r>
+              <w:rPr>
+                <w:sz w:val="18"/>
+              </w:rPr>
+              <w:t>3: Biopsy</w:t>
+            </w:r>
+          </w:p>
+        </w:tc>
+      </w:tr>
+      <w:tr>
+        <w:tc>
+          <w:tcPr>
+            <w:tcW w:type="dxa" w:w="3515"/>
+          </w:tcPr>
+          <w:p>
+            <w:r/>
+            <w:r>
+              <w:rPr>
+                <w:b/>
+                <w:sz w:val="18"/>
+              </w:rPr>
+              <w:t>Residual / new / enlarging node</w:t>
+            </w:r>
+          </w:p>
+        </w:tc>
+        <w:tc>
+          <w:tcPr>
+            <w:tcW w:type="dxa" w:w="3005"/>
+          </w:tcPr>
+          <w:p>
+            <w:r/>
+            <w:r>
+              <w:rPr>
+                <w:sz w:val="18"/>
+              </w:rPr>
+              <w:t>New necrosis 또는 ENE</w:t>
+            </w:r>
+          </w:p>
+        </w:tc>
+        <w:tc>
+          <w:tcPr>
+            <w:tcW w:type="dxa" w:w="3118"/>
+          </w:tcPr>
+          <w:p>
+            <w:r/>
+            <w:r>
+              <w:rPr>
+                <w:sz w:val="18"/>
+              </w:rPr>
+              <w:t>3: Biopsy</w:t>
+            </w:r>
+          </w:p>
+        </w:tc>
+      </w:tr>
+      <w:tr>
+        <w:tc>
+          <w:tcPr>
+            <w:tcW w:type="dxa" w:w="3515"/>
+          </w:tcPr>
+          <w:p>
+            <w:r/>
+            <w:r>
+              <w:rPr>
+                <w:b/>
+                <w:sz w:val="18"/>
+              </w:rPr>
+              <w:t>Definite nodal recurrence³</w:t>
+            </w:r>
+          </w:p>
+        </w:tc>
+        <w:tc>
+          <w:tcPr>
+            <w:tcW w:type="dxa" w:w="3005"/>
+          </w:tcPr>
+          <w:p>
+            <w:r/>
+            <w:r>
+              <w:rPr>
+                <w:sz w:val="18"/>
+              </w:rPr>
+              <w:t>—</w:t>
+            </w:r>
+          </w:p>
+        </w:tc>
+        <w:tc>
+          <w:tcPr>
+            <w:tcW w:type="dxa" w:w="3118"/>
+          </w:tcPr>
+          <w:p>
+            <w:r/>
+            <w:r>
+              <w:rPr>
+                <w:sz w:val="18"/>
+              </w:rPr>
+              <w:t>4: 치료 (biopsy 유무 무관)</w:t>
+            </w:r>
+          </w:p>
+        </w:tc>
+      </w:tr>
+    </w:tbl>
+    <w:p/>
+    <w:p>
+      <w:pPr>
+        <w:pStyle w:val="ListBullet"/>
+      </w:pPr>
+      <w:r>
+        <w:t>¹ 치료된 병적 node는 central low density / rim enhancement / necrosis를 보일 수 있고, FDG uptake가 없으면 NI-RADS 1</w:t>
+      </w:r>
+    </w:p>
+    <w:p>
+      <w:pPr>
+        <w:pStyle w:val="ListBullet"/>
+      </w:pPr>
+      <w:r>
+        <w:t>² CECT 단독에서 새로 커지는 node (definite abnormal morphology 없음) → NI-RADS 2 + PET 권고. FDG 결과로 1로 downgrade 또는 3으로 upgrade 가능</w:t>
+      </w:r>
+    </w:p>
+    <w:p>
+      <w:r>
+        <w:rPr>
+          <w:b w:val="0"/>
+          <w:i/>
+          <w:color w:val="666666"/>
+          <w:sz w:val="17"/>
+        </w:rPr>
+        <w:t>출처: ACR NI-RADS Neck Nodes Category and Management 알고리즘 — 사용자 제공 PDF p.2</w:t>
+      </w:r>
+    </w:p>
+    <w:p>
+      <w:pPr>
+        <w:spacing w:before="160"/>
+      </w:pPr>
+      <w:r>
+        <w:rPr>
+          <w:b/>
+          <w:i w:val="0"/>
+          <w:color w:val="1F3A5F"/>
+          <w:sz w:val="23"/>
+        </w:rPr>
+        <w:t>4-5. 판독 실전 포인트</w:t>
+      </w:r>
+    </w:p>
+    <w:p>
+      <w:pPr>
+        <w:pStyle w:val="ListBullet"/>
+      </w:pPr>
+      <w:r>
+        <w:t>Pre-treatment 영상과의 비교 필수: 재발 종양은 원발 종양과 비슷한 영상 특징을 보이는 경우가 많음</w:t>
+      </w:r>
+    </w:p>
+    <w:p>
+      <w:pPr>
+        <w:pStyle w:val="ListBullet"/>
+      </w:pPr>
+      <w:r>
+        <w:t>이전 post-treatment 영상과의 비교: 새로 생긴 소견은 여러 차례 안정적이던 소견보다 더 의심</w:t>
+      </w:r>
+    </w:p>
+    <w:p>
+      <w:pPr>
+        <w:pStyle w:val="ListBullet"/>
+      </w:pPr>
+      <w:r>
+        <w:t>'Residual' vs 'new/enlarging' node를 먼저 구분 → 같은 necrosis라도 의미가 정반대</w:t>
+      </w:r>
+    </w:p>
+    <w:p>
+      <w:pPr>
+        <w:pStyle w:val="ListBullet"/>
+      </w:pPr>
+      <w:r>
+        <w:t>Perineural spread 의심 시 PET보다 MRI (FDG PET은 PNS에 상대적으로 둔감)</w:t>
+      </w:r>
+    </w:p>
+    <w:p>
+      <w:pPr>
+        <w:pStyle w:val="ListBullet"/>
+      </w:pPr>
+      <w:r>
+        <w:t>Category 2는 판독자 간 편차가 가장 큰 'gray zone'</w:t>
+      </w:r>
+    </w:p>
+    <w:p>
+      <w:r>
+        <w:rPr>
+          <w:b w:val="0"/>
+          <w:i/>
+          <w:color w:val="666666"/>
+          <w:sz w:val="17"/>
+        </w:rPr>
+        <w:t>출처: PMC12805746; ACR PET/CT 표 각주</w:t>
+      </w:r>
+    </w:p>
+    <w:p>
+      <w:pPr>
+        <w:spacing w:before="280"/>
+      </w:pPr>
+      <w:r>
+        <w:rPr>
+          <w:b/>
+          <w:i w:val="0"/>
+          <w:color w:val="1F3A5F"/>
+          <w:sz w:val="28"/>
+        </w:rPr>
+        <w:t>5. NI-RADS MRI v2025 — ACR 공식 표 (Updated August 2025)</w:t>
+      </w:r>
+    </w:p>
+    <w:p>
+      <w:pPr>
+        <w:spacing w:before="160"/>
+      </w:pPr>
+      <w:r>
+        <w:rPr>
+          <w:b/>
+          <w:i w:val="0"/>
+          <w:color w:val="1F3A5F"/>
+          <w:sz w:val="23"/>
+        </w:rPr>
+        <w:t>5-1. Primary site</w:t>
+      </w:r>
+    </w:p>
+    <w:tbl>
+      <w:tblPr>
+        <w:tblStyle w:val="TableGrid"/>
+        <w:tblW w:type="auto" w:w="0"/>
+        <w:tblLook w:firstColumn="1" w:firstRow="1" w:lastColumn="0" w:lastRow="0" w:noHBand="0" w:noVBand="1" w:val="04A0"/>
+      </w:tblPr>
+      <w:tblGrid>
+        <w:gridCol w:w="3324"/>
+        <w:gridCol w:w="3324"/>
+        <w:gridCol w:w="3324"/>
+      </w:tblGrid>
+      <w:tr>
+        <w:tc>
+          <w:tcPr>
+            <w:tcW w:type="dxa" w:w="737"/>
             <w:shd w:val="clear" w:color="auto" w:fill="1F3A5F"/>
           </w:tcPr>
           <w:p>
@@ -1390,7 +2347,7 @@
         </w:tc>
         <w:tc>
           <w:tcPr>
-            <w:tcW w:type="dxa" w:w="1587"/>
+            <w:tcW w:type="dxa" w:w="6350"/>
             <w:shd w:val="clear" w:color="auto" w:fill="1F3A5F"/>
           </w:tcPr>
           <w:p>
@@ -1401,13 +2358,13 @@
                 <w:color w:val="FFFFFF"/>
                 <w:sz w:val="18"/>
               </w:rPr>
-              <w:t>의미</w:t>
+              <w:t>MR 소견 — Primary site</w:t>
             </w:r>
           </w:p>
         </w:tc>
         <w:tc>
           <w:tcPr>
-            <w:tcW w:type="dxa" w:w="3175"/>
+            <w:tcW w:type="dxa" w:w="2551"/>
             <w:shd w:val="clear" w:color="auto" w:fill="1F3A5F"/>
           </w:tcPr>
           <w:p>
@@ -1418,41 +2375,7 @@
                 <w:color w:val="FFFFFF"/>
                 <w:sz w:val="18"/>
               </w:rPr>
-              <w:t>CECT 소견</w:t>
-            </w:r>
-          </w:p>
-        </w:tc>
-        <w:tc>
-          <w:tcPr>
-            <w:tcW w:type="dxa" w:w="1928"/>
-            <w:shd w:val="clear" w:color="auto" w:fill="1F3A5F"/>
-          </w:tcPr>
-          <w:p>
-            <w:r/>
-            <w:r>
-              <w:rPr>
-                <w:b/>
-                <w:color w:val="FFFFFF"/>
-                <w:sz w:val="18"/>
-              </w:rPr>
-              <w:t>FDG PET 소견</w:t>
-            </w:r>
-          </w:p>
-        </w:tc>
-        <w:tc>
-          <w:tcPr>
-            <w:tcW w:type="dxa" w:w="2268"/>
-            <w:shd w:val="clear" w:color="auto" w:fill="1F3A5F"/>
-          </w:tcPr>
-          <w:p>
-            <w:r/>
-            <w:r>
-              <w:rPr>
-                <w:b/>
-                <w:color w:val="FFFFFF"/>
-                <w:sz w:val="18"/>
-              </w:rPr>
-              <w:t>관리권고</w:t>
+              <w:t>관리</w:t>
             </w:r>
           </w:p>
         </w:tc>
@@ -1460,8 +2383,8 @@
       <w:tr>
         <w:tc>
           <w:tcPr>
-            <w:tcW w:type="dxa" w:w="680"/>
-            <w:shd w:val="clear" w:color="auto" w:fill="F2F2F2"/>
+            <w:tcW w:type="dxa" w:w="737"/>
+            <w:shd w:val="clear" w:color="auto" w:fill="D9D9D9"/>
           </w:tcPr>
           <w:p>
             <w:r/>
@@ -1476,8 +2399,8 @@
         </w:tc>
         <w:tc>
           <w:tcPr>
-            <w:tcW w:type="dxa" w:w="1587"/>
-            <w:shd w:val="clear" w:color="auto" w:fill="F2F2F2"/>
+            <w:tcW w:type="dxa" w:w="6350"/>
+            <w:shd w:val="clear" w:color="auto" w:fill="D9D9D9"/>
           </w:tcPr>
           <w:p>
             <w:r/>
@@ -1485,14 +2408,14 @@
               <w:rPr>
                 <w:sz w:val="18"/>
               </w:rPr>
-              <w:t>Incomplete</w:t>
+              <w:t>New baseline, 비교 영상 없음 AND 이전 영상이 존재하며 곧 확보 가능</w:t>
             </w:r>
           </w:p>
         </w:tc>
         <w:tc>
           <w:tcPr>
-            <w:tcW w:type="dxa" w:w="3175"/>
-            <w:shd w:val="clear" w:color="auto" w:fill="F2F2F2"/>
+            <w:tcW w:type="dxa" w:w="2551"/>
+            <w:shd w:val="clear" w:color="auto" w:fill="D9D9D9"/>
           </w:tcPr>
           <w:p>
             <w:r/>
@@ -1500,37 +2423,7 @@
               <w:rPr>
                 <w:sz w:val="18"/>
               </w:rPr>
-              <w:t>Primary와 동일</w:t>
-            </w:r>
-          </w:p>
-        </w:tc>
-        <w:tc>
-          <w:tcPr>
-            <w:tcW w:type="dxa" w:w="1928"/>
-            <w:shd w:val="clear" w:color="auto" w:fill="F2F2F2"/>
-          </w:tcPr>
-          <w:p>
-            <w:r/>
-            <w:r>
-              <w:rPr>
-                <w:sz w:val="18"/>
-              </w:rPr>
-              <w:t>—</w:t>
-            </w:r>
-          </w:p>
-        </w:tc>
-        <w:tc>
-          <w:tcPr>
-            <w:tcW w:type="dxa" w:w="2268"/>
-            <w:shd w:val="clear" w:color="auto" w:fill="F2F2F2"/>
-          </w:tcPr>
-          <w:p>
-            <w:r/>
-            <w:r>
-              <w:rPr>
-                <w:sz w:val="18"/>
-              </w:rPr>
-              <w:t>Addendum</w:t>
+              <w:t>Addendum으로 점수 부여</w:t>
             </w:r>
           </w:p>
         </w:tc>
@@ -1538,8 +2431,8 @@
       <w:tr>
         <w:tc>
           <w:tcPr>
-            <w:tcW w:type="dxa" w:w="680"/>
-            <w:shd w:val="clear" w:color="auto" w:fill="E2F0D9"/>
+            <w:tcW w:type="dxa" w:w="737"/>
+            <w:shd w:val="clear" w:color="auto" w:fill="A9D18E"/>
           </w:tcPr>
           <w:p>
             <w:r/>
@@ -1554,8 +2447,8 @@
         </w:tc>
         <w:tc>
           <w:tcPr>
-            <w:tcW w:type="dxa" w:w="1587"/>
-            <w:shd w:val="clear" w:color="auto" w:fill="E2F0D9"/>
+            <w:tcW w:type="dxa" w:w="6350"/>
+            <w:shd w:val="clear" w:color="auto" w:fill="A9D18E"/>
           </w:tcPr>
           <w:p>
             <w:r/>
@@ -1563,44 +2456,36 @@
               <w:rPr>
                 <w:sz w:val="18"/>
               </w:rPr>
-              <w:t>No evidence of recurrence</w:t>
+              <w:t>[공통]</w:t>
+              <w:br/>
+              <w:t>• Expected post-treatment change</w:t>
+              <w:br/>
+              <w:t>• Diffuse thin linear mucosal enhancement 또는 submucosal edema</w:t>
+              <w:br/>
+              <w:t>• Low T1 &amp; low T2 → scar/fibrosis 시사</w:t>
+              <w:br/>
+              <w:t>• Non-mass-like distortion + T2 hyperintense(T2 intermediate가 아님) → edema/inflammation 시사</w:t>
+              <w:br/>
+              <w:t xml:space="preserve">  Note: flap은 원래 종양과 enhancement·신호가 다를 수 있으니 익숙해질 것</w:t>
+              <w:br/>
+              <w:t>[First post-treatment baseline*]</w:t>
+              <w:br/>
+              <w:t>• 치료 전 보이던 종양의 소실; focal nodular/mass-like soft tissue 없음</w:t>
+              <w:br/>
+              <w:t>• Skull base foramina·perineural 부위의 soft tissue/enhancement 감소, pre-contrast T1WI에서 fat plane effacement 감소</w:t>
+              <w:br/>
+              <w:t>[이전 post-treatment 검사와 비교 가능 시]</w:t>
+              <w:br/>
+              <w:t>• New focal nodular/mass-like soft tissue 없음</w:t>
+              <w:br/>
+              <w:t>• Pre-contrast T1WI fat plane effacement 및 skull base foramina·perineural enhancement가 불변 또는 감소</w:t>
             </w:r>
           </w:p>
         </w:tc>
         <w:tc>
           <w:tcPr>
-            <w:tcW w:type="dxa" w:w="3175"/>
-            <w:shd w:val="clear" w:color="auto" w:fill="E2F0D9"/>
-          </w:tcPr>
-          <w:p>
-            <w:r/>
-            <w:r>
-              <w:rPr>
-                <w:sz w:val="18"/>
-              </w:rPr>
-              <w:t>Abnormal node 없음; 치료된 node의 expected change 포함</w:t>
-            </w:r>
-          </w:p>
-        </w:tc>
-        <w:tc>
-          <w:tcPr>
-            <w:tcW w:type="dxa" w:w="1928"/>
-            <w:shd w:val="clear" w:color="auto" w:fill="E2F0D9"/>
-          </w:tcPr>
-          <w:p>
-            <w:r/>
-            <w:r>
-              <w:rPr>
-                <w:sz w:val="18"/>
-              </w:rPr>
-              <w:t>No abnormal uptake</w:t>
-            </w:r>
-          </w:p>
-        </w:tc>
-        <w:tc>
-          <w:tcPr>
-            <w:tcW w:type="dxa" w:w="2268"/>
-            <w:shd w:val="clear" w:color="auto" w:fill="E2F0D9"/>
+            <w:tcW w:type="dxa" w:w="2551"/>
+            <w:shd w:val="clear" w:color="auto" w:fill="A9D18E"/>
           </w:tcPr>
           <w:p>
             <w:r/>
@@ -1616,8 +2501,8 @@
       <w:tr>
         <w:tc>
           <w:tcPr>
-            <w:tcW w:type="dxa" w:w="680"/>
-            <w:shd w:val="clear" w:color="auto" w:fill="FFF2CC"/>
+            <w:tcW w:type="dxa" w:w="737"/>
+            <w:shd w:val="clear" w:color="auto" w:fill="FFFF99"/>
           </w:tcPr>
           <w:p>
             <w:r/>
@@ -1626,14 +2511,14 @@
                 <w:b/>
                 <w:sz w:val="18"/>
               </w:rPr>
-              <w:t>2</w:t>
+              <w:t>2a</w:t>
             </w:r>
           </w:p>
         </w:tc>
         <w:tc>
           <w:tcPr>
-            <w:tcW w:type="dxa" w:w="1587"/>
-            <w:shd w:val="clear" w:color="auto" w:fill="FFF2CC"/>
+            <w:tcW w:type="dxa" w:w="6350"/>
+            <w:shd w:val="clear" w:color="auto" w:fill="FFFF99"/>
           </w:tcPr>
           <w:p>
             <w:r/>
@@ -1641,14 +2526,14 @@
               <w:rPr>
                 <w:sz w:val="18"/>
               </w:rPr>
-              <w:t>Low suspicion</w:t>
+              <w:t>• Focal non-mass-like mucosal enhancement‡ 또는 focal reduced diffusion</w:t>
             </w:r>
           </w:p>
         </w:tc>
         <w:tc>
           <w:tcPr>
-            <w:tcW w:type="dxa" w:w="3175"/>
-            <w:shd w:val="clear" w:color="auto" w:fill="FFF2CC"/>
+            <w:tcW w:type="dxa" w:w="2551"/>
+            <w:shd w:val="clear" w:color="auto" w:fill="FFFF99"/>
           </w:tcPr>
           <w:p>
             <w:r/>
@@ -1656,14 +2541,32 @@
               <w:rPr>
                 <w:sz w:val="18"/>
               </w:rPr>
-              <w:t>Enlarging node, 단 new necrosis 또는 gross ENE 없음</w:t>
+              <w:t>Direct visual inspection</w:t>
+            </w:r>
+          </w:p>
+        </w:tc>
+      </w:tr>
+      <w:tr>
+        <w:tc>
+          <w:tcPr>
+            <w:tcW w:type="dxa" w:w="737"/>
+            <w:shd w:val="clear" w:color="auto" w:fill="FFFF66"/>
+          </w:tcPr>
+          <w:p>
+            <w:r/>
+            <w:r>
+              <w:rPr>
+                <w:b/>
+                <w:sz w:val="18"/>
+              </w:rPr>
+              <w:t>2b</w:t>
             </w:r>
           </w:p>
         </w:tc>
         <w:tc>
           <w:tcPr>
-            <w:tcW w:type="dxa" w:w="1928"/>
-            <w:shd w:val="clear" w:color="auto" w:fill="FFF2CC"/>
+            <w:tcW w:type="dxa" w:w="6350"/>
+            <w:shd w:val="clear" w:color="auto" w:fill="FFFF66"/>
           </w:tcPr>
           <w:p>
             <w:r/>
@@ -1671,14 +2574,28 @@
               <w:rPr>
                 <w:sz w:val="18"/>
               </w:rPr>
-              <w:t>Mild–moderate uptake</w:t>
+              <w:t>[공통]</w:t>
+              <w:br/>
+              <w:t>• Deep, ill-defined non-nodular soft tissue</w:t>
+              <w:br/>
+              <w:t>• MRI 특성이 원래 종양과 다른 soft tissue: DWI, enhancement, T1·T2 신호가 다름 (→ 3이 아니라 2b)§</w:t>
+              <w:br/>
+              <w:t>• T2 hyperintense가 아닌 intermediate 신호 + intense가 아닌 intermediate enhancement (→ 1이 아니라 2b)**</w:t>
+              <w:br/>
+              <w:t>[First post-treatment baseline]</w:t>
+              <w:br/>
+              <w:t>• 치료 전 대비 종양의 부분 소실</w:t>
+              <w:br/>
+              <w:t>• Skull base foramina·perineural soft tissue가 변화 없고, 신호·조영 특성이 치료 전과 같음</w:t>
+              <w:br/>
+              <w:t>• 방사선 조사 범위 안 skull base foramina·perineural 부위의 new thin smooth enhancement</w:t>
             </w:r>
           </w:p>
         </w:tc>
         <w:tc>
           <w:tcPr>
-            <w:tcW w:type="dxa" w:w="2268"/>
-            <w:shd w:val="clear" w:color="auto" w:fill="FFF2CC"/>
+            <w:tcW w:type="dxa" w:w="2551"/>
+            <w:shd w:val="clear" w:color="auto" w:fill="FFFF66"/>
           </w:tcPr>
           <w:p>
             <w:r/>
@@ -1686,7 +2603,9 @@
               <w:rPr>
                 <w:sz w:val="18"/>
               </w:rPr>
-              <w:t>Short-interval follow-up 또는 PET 추가</w:t>
+              <w:t>Short-interval f/u MRI 또는 PET (deep submucosal 이상 평가)</w:t>
+              <w:br/>
+              <w:t>Note: PET은 skull base perineural disease 평가에 덜 유용 → perineural soft tissue 관련 2b는 short f/u MRI가 PET보다 선호</w:t>
             </w:r>
           </w:p>
         </w:tc>
@@ -1694,8 +2613,8 @@
       <w:tr>
         <w:tc>
           <w:tcPr>
-            <w:tcW w:type="dxa" w:w="680"/>
-            <w:shd w:val="clear" w:color="auto" w:fill="F8CBAD"/>
+            <w:tcW w:type="dxa" w:w="737"/>
+            <w:shd w:val="clear" w:color="auto" w:fill="F4B183"/>
           </w:tcPr>
           <w:p>
             <w:r/>
@@ -1710,8 +2629,8 @@
         </w:tc>
         <w:tc>
           <w:tcPr>
-            <w:tcW w:type="dxa" w:w="1587"/>
-            <w:shd w:val="clear" w:color="auto" w:fill="F8CBAD"/>
+            <w:tcW w:type="dxa" w:w="6350"/>
+            <w:shd w:val="clear" w:color="auto" w:fill="F4B183"/>
           </w:tcPr>
           <w:p>
             <w:r/>
@@ -1719,14 +2638,18 @@
               <w:rPr>
                 <w:sz w:val="18"/>
               </w:rPr>
-              <w:t>High suspicion</w:t>
+              <w:t>• Primary site의 discrete nodule/mass, 특히 new/enlarging AND 신호·조영 특성이 원래 종양과 일치</w:t>
+              <w:br/>
+              <w:t>• Intense focal FDG uptake (PET 있을 때)</w:t>
+              <w:br/>
+              <w:t>• Skull base foramina·perineural 부위 soft tissue/enhancement 증가, pre-contrast T1WI fat plane·foramina effacement 증가, 및/또는 원발 부위를 지배하는 주요 신경을 따라 enhancement 증가·nodular soft tissue</w:t>
             </w:r>
           </w:p>
         </w:tc>
         <w:tc>
           <w:tcPr>
-            <w:tcW w:type="dxa" w:w="3175"/>
-            <w:shd w:val="clear" w:color="auto" w:fill="F8CBAD"/>
+            <w:tcW w:type="dxa" w:w="2551"/>
+            <w:shd w:val="clear" w:color="auto" w:fill="F4B183"/>
           </w:tcPr>
           <w:p>
             <w:r/>
@@ -1734,37 +2657,7 @@
               <w:rPr>
                 <w:sz w:val="18"/>
               </w:rPr>
-              <w:t>New or enlarging node + 형태학적 이상(new necrosis 또는 gross ENE)</w:t>
-            </w:r>
-          </w:p>
-        </w:tc>
-        <w:tc>
-          <w:tcPr>
-            <w:tcW w:type="dxa" w:w="1928"/>
-            <w:shd w:val="clear" w:color="auto" w:fill="F8CBAD"/>
-          </w:tcPr>
-          <w:p>
-            <w:r/>
-            <w:r>
-              <w:rPr>
-                <w:sz w:val="18"/>
-              </w:rPr>
-              <w:t>Intense focal uptake</w:t>
-            </w:r>
-          </w:p>
-        </w:tc>
-        <w:tc>
-          <w:tcPr>
-            <w:tcW w:type="dxa" w:w="2268"/>
-            <w:shd w:val="clear" w:color="auto" w:fill="F8CBAD"/>
-          </w:tcPr>
-          <w:p>
-            <w:r/>
-            <w:r>
-              <w:rPr>
-                <w:sz w:val="18"/>
-              </w:rPr>
-              <w:t>Biopsy (FNA 등)</w:t>
+              <w:t>Image-guided 또는 clinical biopsy (임상적으로 적응 시)</w:t>
             </w:r>
           </w:p>
         </w:tc>
@@ -1772,8 +2665,8 @@
       <w:tr>
         <w:tc>
           <w:tcPr>
-            <w:tcW w:type="dxa" w:w="680"/>
-            <w:shd w:val="clear" w:color="auto" w:fill="F4B183"/>
+            <w:tcW w:type="dxa" w:w="737"/>
+            <w:shd w:val="clear" w:color="auto" w:fill="FF6666"/>
           </w:tcPr>
           <w:p>
             <w:r/>
@@ -1788,8 +2681,8 @@
         </w:tc>
         <w:tc>
           <w:tcPr>
-            <w:tcW w:type="dxa" w:w="1587"/>
-            <w:shd w:val="clear" w:color="auto" w:fill="F4B183"/>
+            <w:tcW w:type="dxa" w:w="6350"/>
+            <w:shd w:val="clear" w:color="auto" w:fill="FF6666"/>
           </w:tcPr>
           <w:p>
             <w:r/>
@@ -1797,44 +2690,14 @@
               <w:rPr>
                 <w:sz w:val="18"/>
               </w:rPr>
-              <w:t>Definite recurrence</w:t>
+              <w:t>Pathologically proven 또는 definite radiologic &amp; clinical progression</w:t>
             </w:r>
           </w:p>
         </w:tc>
         <w:tc>
           <w:tcPr>
-            <w:tcW w:type="dxa" w:w="3175"/>
-            <w:shd w:val="clear" w:color="auto" w:fill="F4B183"/>
-          </w:tcPr>
-          <w:p>
-            <w:r/>
-            <w:r>
-              <w:rPr>
-                <w:sz w:val="18"/>
-              </w:rPr>
-              <w:t>Pathologically proven 또는 definite progression</w:t>
-            </w:r>
-          </w:p>
-        </w:tc>
-        <w:tc>
-          <w:tcPr>
-            <w:tcW w:type="dxa" w:w="1928"/>
-            <w:shd w:val="clear" w:color="auto" w:fill="F4B183"/>
-          </w:tcPr>
-          <w:p>
-            <w:r/>
-            <w:r>
-              <w:rPr>
-                <w:sz w:val="18"/>
-              </w:rPr>
-              <w:t>—</w:t>
-            </w:r>
-          </w:p>
-        </w:tc>
-        <w:tc>
-          <w:tcPr>
-            <w:tcW w:type="dxa" w:w="2268"/>
-            <w:shd w:val="clear" w:color="auto" w:fill="F4B183"/>
+            <w:tcW w:type="dxa" w:w="2551"/>
+            <w:shd w:val="clear" w:color="auto" w:fill="FF6666"/>
           </w:tcPr>
           <w:p>
             <w:r/>
@@ -1851,10 +2714,342 @@
     <w:p/>
     <w:p>
       <w:pPr>
-        <w:pStyle w:val="ListBullet"/>
+        <w:spacing w:before="160"/>
       </w:pPr>
       <w:r>
-        <w:t>'Definitive morphologic abnormal feature' = new necrosis 또는 인접 구조 침범으로 증명되는 gross extranodal extension</w:t>
+        <w:rPr>
+          <w:b/>
+          <w:i w:val="0"/>
+          <w:color w:val="1F3A5F"/>
+          <w:sz w:val="23"/>
+        </w:rPr>
+        <w:t>5-2. Neck</w:t>
+      </w:r>
+    </w:p>
+    <w:tbl>
+      <w:tblPr>
+        <w:tblStyle w:val="TableGrid"/>
+        <w:tblW w:type="auto" w:w="0"/>
+        <w:tblLook w:firstColumn="1" w:firstRow="1" w:lastColumn="0" w:lastRow="0" w:noHBand="0" w:noVBand="1" w:val="04A0"/>
+      </w:tblPr>
+      <w:tblGrid>
+        <w:gridCol w:w="3324"/>
+        <w:gridCol w:w="3324"/>
+        <w:gridCol w:w="3324"/>
+      </w:tblGrid>
+      <w:tr>
+        <w:tc>
+          <w:tcPr>
+            <w:tcW w:type="dxa" w:w="737"/>
+            <w:shd w:val="clear" w:color="auto" w:fill="1F3A5F"/>
+          </w:tcPr>
+          <w:p>
+            <w:r/>
+            <w:r>
+              <w:rPr>
+                <w:b/>
+                <w:color w:val="FFFFFF"/>
+                <w:sz w:val="18"/>
+              </w:rPr>
+              <w:t>Cat.</w:t>
+            </w:r>
+          </w:p>
+        </w:tc>
+        <w:tc>
+          <w:tcPr>
+            <w:tcW w:type="dxa" w:w="6350"/>
+            <w:shd w:val="clear" w:color="auto" w:fill="1F3A5F"/>
+          </w:tcPr>
+          <w:p>
+            <w:r/>
+            <w:r>
+              <w:rPr>
+                <w:b/>
+                <w:color w:val="FFFFFF"/>
+                <w:sz w:val="18"/>
+              </w:rPr>
+              <w:t>MR 소견 — Neck</w:t>
+            </w:r>
+          </w:p>
+        </w:tc>
+        <w:tc>
+          <w:tcPr>
+            <w:tcW w:type="dxa" w:w="2551"/>
+            <w:shd w:val="clear" w:color="auto" w:fill="1F3A5F"/>
+          </w:tcPr>
+          <w:p>
+            <w:r/>
+            <w:r>
+              <w:rPr>
+                <w:b/>
+                <w:color w:val="FFFFFF"/>
+                <w:sz w:val="18"/>
+              </w:rPr>
+              <w:t>관리</w:t>
+            </w:r>
+          </w:p>
+        </w:tc>
+      </w:tr>
+      <w:tr>
+        <w:tc>
+          <w:tcPr>
+            <w:tcW w:type="dxa" w:w="737"/>
+            <w:shd w:val="clear" w:color="auto" w:fill="D9D9D9"/>
+          </w:tcPr>
+          <w:p>
+            <w:r/>
+            <w:r>
+              <w:rPr>
+                <w:b/>
+                <w:sz w:val="18"/>
+              </w:rPr>
+              <w:t>0</w:t>
+            </w:r>
+          </w:p>
+        </w:tc>
+        <w:tc>
+          <w:tcPr>
+            <w:tcW w:type="dxa" w:w="6350"/>
+            <w:shd w:val="clear" w:color="auto" w:fill="D9D9D9"/>
+          </w:tcPr>
+          <w:p>
+            <w:r/>
+            <w:r>
+              <w:rPr>
+                <w:sz w:val="18"/>
+              </w:rPr>
+              <w:t>Primary와 동일</w:t>
+            </w:r>
+          </w:p>
+        </w:tc>
+        <w:tc>
+          <w:tcPr>
+            <w:tcW w:type="dxa" w:w="2551"/>
+            <w:shd w:val="clear" w:color="auto" w:fill="D9D9D9"/>
+          </w:tcPr>
+          <w:p>
+            <w:r/>
+            <w:r>
+              <w:rPr>
+                <w:sz w:val="18"/>
+              </w:rPr>
+              <w:t>Addendum</w:t>
+            </w:r>
+          </w:p>
+        </w:tc>
+      </w:tr>
+      <w:tr>
+        <w:tc>
+          <w:tcPr>
+            <w:tcW w:type="dxa" w:w="737"/>
+            <w:shd w:val="clear" w:color="auto" w:fill="A9D18E"/>
+          </w:tcPr>
+          <w:p>
+            <w:r/>
+            <w:r>
+              <w:rPr>
+                <w:b/>
+                <w:sz w:val="18"/>
+              </w:rPr>
+              <w:t>1</w:t>
+            </w:r>
+          </w:p>
+        </w:tc>
+        <w:tc>
+          <w:tcPr>
+            <w:tcW w:type="dxa" w:w="6350"/>
+            <w:shd w:val="clear" w:color="auto" w:fill="A9D18E"/>
+          </w:tcPr>
+          <w:p>
+            <w:r/>
+            <w:r>
+              <w:rPr>
+                <w:sz w:val="18"/>
+              </w:rPr>
+              <w:t>• Residual nodal tissue†가 원래 node 위치에서 hypoenhancing, FDG uptake 없음 (PET 있을 때)</w:t>
+            </w:r>
+          </w:p>
+        </w:tc>
+        <w:tc>
+          <w:tcPr>
+            <w:tcW w:type="dxa" w:w="2551"/>
+            <w:shd w:val="clear" w:color="auto" w:fill="A9D18E"/>
+          </w:tcPr>
+          <w:p>
+            <w:r/>
+            <w:r>
+              <w:rPr>
+                <w:sz w:val="18"/>
+              </w:rPr>
+              <w:t>Routine surveillance</w:t>
+            </w:r>
+          </w:p>
+        </w:tc>
+      </w:tr>
+      <w:tr>
+        <w:tc>
+          <w:tcPr>
+            <w:tcW w:type="dxa" w:w="737"/>
+            <w:shd w:val="clear" w:color="auto" w:fill="FFFF66"/>
+          </w:tcPr>
+          <w:p>
+            <w:r/>
+            <w:r>
+              <w:rPr>
+                <w:b/>
+                <w:sz w:val="18"/>
+              </w:rPr>
+              <w:t>2</w:t>
+            </w:r>
+          </w:p>
+        </w:tc>
+        <w:tc>
+          <w:tcPr>
+            <w:tcW w:type="dxa" w:w="6350"/>
+            <w:shd w:val="clear" w:color="auto" w:fill="FFFF66"/>
+          </w:tcPr>
+          <w:p>
+            <w:r/>
+            <w:r>
+              <w:rPr>
+                <w:sz w:val="18"/>
+              </w:rPr>
+              <w:t>• Residual nodal tissue에 heterogeneous enhancement가 지속되거나 mild/mod FDG (PET 있을 때)</w:t>
+              <w:br/>
+              <w:t>• New or enlarging node†† + definitive abnormal morphology 없음</w:t>
+              <w:br/>
+              <w:t>• PET(또는 PET/MR)와 MRI 불일치: 커지는 node나 discrete neck mass인데 FDG 거의 없음, 또는 MRI correlate 없는 focal uptake‡‡</w:t>
+            </w:r>
+          </w:p>
+        </w:tc>
+        <w:tc>
+          <w:tcPr>
+            <w:tcW w:type="dxa" w:w="2551"/>
+            <w:shd w:val="clear" w:color="auto" w:fill="FFFF66"/>
+          </w:tcPr>
+          <w:p>
+            <w:r/>
+            <w:r>
+              <w:rPr>
+                <w:sz w:val="18"/>
+              </w:rPr>
+              <w:t>Short-interval f/u MRI 또는 PET (애매한 node 평가)</w:t>
+            </w:r>
+          </w:p>
+        </w:tc>
+      </w:tr>
+      <w:tr>
+        <w:tc>
+          <w:tcPr>
+            <w:tcW w:type="dxa" w:w="737"/>
+            <w:shd w:val="clear" w:color="auto" w:fill="F4B183"/>
+          </w:tcPr>
+          <w:p>
+            <w:r/>
+            <w:r>
+              <w:rPr>
+                <w:b/>
+                <w:sz w:val="18"/>
+              </w:rPr>
+              <w:t>3</w:t>
+            </w:r>
+          </w:p>
+        </w:tc>
+        <w:tc>
+          <w:tcPr>
+            <w:tcW w:type="dxa" w:w="6350"/>
+            <w:shd w:val="clear" w:color="auto" w:fill="F4B183"/>
+          </w:tcPr>
+          <w:p>
+            <w:r/>
+            <w:r>
+              <w:rPr>
+                <w:sz w:val="18"/>
+              </w:rPr>
+              <w:t>• Residual nodal tissue + intense FDG, 또는 definite enlargement / enhancement 증가</w:t>
+              <w:br/>
+              <w:t>• New or enlarging node†† + necrosis, cystic change, irregular border, 또는 focal intense FDG (PET 있을 때)</w:t>
+            </w:r>
+          </w:p>
+        </w:tc>
+        <w:tc>
+          <w:tcPr>
+            <w:tcW w:type="dxa" w:w="2551"/>
+            <w:shd w:val="clear" w:color="auto" w:fill="F4B183"/>
+          </w:tcPr>
+          <w:p>
+            <w:r/>
+            <w:r>
+              <w:rPr>
+                <w:sz w:val="18"/>
+              </w:rPr>
+              <w:t>Image-guided 또는 clinical biopsy (임상적으로 적응 시)</w:t>
+            </w:r>
+          </w:p>
+        </w:tc>
+      </w:tr>
+      <w:tr>
+        <w:tc>
+          <w:tcPr>
+            <w:tcW w:type="dxa" w:w="737"/>
+            <w:shd w:val="clear" w:color="auto" w:fill="FF6666"/>
+          </w:tcPr>
+          <w:p>
+            <w:r/>
+            <w:r>
+              <w:rPr>
+                <w:b/>
+                <w:sz w:val="18"/>
+              </w:rPr>
+              <w:t>4</w:t>
+            </w:r>
+          </w:p>
+        </w:tc>
+        <w:tc>
+          <w:tcPr>
+            <w:tcW w:type="dxa" w:w="6350"/>
+            <w:shd w:val="clear" w:color="auto" w:fill="FF6666"/>
+          </w:tcPr>
+          <w:p>
+            <w:r/>
+            <w:r>
+              <w:rPr>
+                <w:sz w:val="18"/>
+              </w:rPr>
+              <w:t>Pathologically proven 또는 definite radiologic &amp; clinical progression</w:t>
+            </w:r>
+          </w:p>
+        </w:tc>
+        <w:tc>
+          <w:tcPr>
+            <w:tcW w:type="dxa" w:w="2551"/>
+            <w:shd w:val="clear" w:color="auto" w:fill="FF6666"/>
+          </w:tcPr>
+          <w:p>
+            <w:r/>
+            <w:r>
+              <w:rPr>
+                <w:sz w:val="18"/>
+              </w:rPr>
+              <w:t>Clinical management</w:t>
+            </w:r>
+          </w:p>
+        </w:tc>
+      </w:tr>
+    </w:tbl>
+    <w:p/>
+    <w:p>
+      <w:pPr>
+        <w:spacing w:before="160"/>
+      </w:pPr>
+      <w:r>
+        <w:rPr>
+          <w:b/>
+          <w:i w:val="0"/>
+          <w:color w:val="1F3A5F"/>
+          <w:sz w:val="23"/>
+        </w:rPr>
+        <w:t>5-3. MRI v2025 공식 각주</w:t>
       </w:r>
     </w:p>
     <w:p>
@@ -1862,7 +3057,63 @@
         <w:pStyle w:val="ListBullet"/>
       </w:pPr>
       <w:r>
-        <w:t>Neck에는 2a/2b 구분이 없음 (primary site만 세분)</w:t>
+        <w:t>* 첫 post-treatment MRI = 이후 비교의 new baseline. 여기서 skull base foramina·perineural 소견은 (2·3의 의심 소견이 없다면) indeterminate이며 치료 관련으로 간주해 NI-RADS 1 → 다음 MRI에서 재평가</w:t>
+      </w:r>
+    </w:p>
+    <w:p>
+      <w:pPr>
+        <w:pStyle w:val="ListBullet"/>
+      </w:pPr>
+      <w:r>
+        <w:t>† 'Residual nodal tissue' = 치료 전 영상에 있던 비정상 node 자리의 조직. hypoenhancement·irregular border는 예상 가능한 치료 반응 (특히 FDG 없을 때)</w:t>
+      </w:r>
+    </w:p>
+    <w:p>
+      <w:pPr>
+        <w:pStyle w:val="ListBullet"/>
+      </w:pPr>
+      <w:r>
+        <w:t>‡ Focal mucosal 이상은 특히 initial 검사에서 치료 관련일 가능성이 상당 → 대부분 2a + 직접 관찰. 추적 중 더 mass-like/nodular해지면 3 가능</w:t>
+      </w:r>
+    </w:p>
+    <w:p>
+      <w:pPr>
+        <w:pStyle w:val="ListBullet"/>
+      </w:pPr>
+      <w:r>
+        <w:t>§ 원래 종양과 신호가 달라도, discrete mass-like soft tissue가 지속적으로 커지거나 자라면 신호 불일치와 무관하게 NI-RADS 3</w:t>
+      </w:r>
+    </w:p>
+    <w:p>
+      <w:pPr>
+        <w:pStyle w:val="ListBullet"/>
+      </w:pPr>
+      <w:r>
+        <w:t>** 종양은 intermediate T2 signal·intermediate enhancement 경향, hyperintense T2·intense enhancement는 reactive/inflammatory change에 더 흔함</w:t>
+      </w:r>
+    </w:p>
+    <w:p>
+      <w:pPr>
+        <w:pStyle w:val="ListBullet"/>
+      </w:pPr>
+      <w:r>
+        <w:t>†† 'New or enlarging node' = surveillance 중 새로 생기거나 커지는 node (치료 전 없거나 더 작았음). irregular border, new necrosis, new cystic change는 definitively abnormal. 인접 구조 침범으로 증명되는 new gross ENE도 abnormal feature. 반면 방사선 치료 후 크기가 같거나 줄어드는 node의 irregular border·necrosis는 예상 가능한 치료 후 소견</w:t>
+      </w:r>
+    </w:p>
+    <w:p>
+      <w:pPr>
+        <w:pStyle w:val="ListBullet"/>
+      </w:pPr>
+      <w:r>
+        <w:t>‡‡ PET–MRI 불일치 규칙은 원발 종양이 FDG-avid였던 경우에만 적용</w:t>
+      </w:r>
+    </w:p>
+    <w:p>
+      <w:pPr>
+        <w:pStyle w:val="ListBullet"/>
+      </w:pPr>
+      <w:r>
+        <w:t>원발 불명: 'P-unknown primary' / 원발 평가 불가: 'P-x' / 경부 평가 불가 (예: skull base PNS에 맞춘 tailored MRI): 'N-x'</w:t>
       </w:r>
     </w:p>
     <w:p>
@@ -1873,7 +3124,7 @@
           <w:color w:val="666666"/>
           <w:sz w:val="17"/>
         </w:rPr>
-        <w:t>출처: PMC13454081 Table 1 footnote; PMC12981607 Discussion; Dagher et al. AJNR 2025, doi:10.3174/ajnr.A8717 (Neck 2 관리: close f/u 또는 PET)</w:t>
+        <w:t>출처: ACR NI-RADS™ MRI v2025 Assessment Categories (Updated August 2025) — 사용자 제공 PDF p.1–2</w:t>
       </w:r>
     </w:p>
     <w:p>
@@ -1887,7 +3138,526 @@
           <w:color w:val="1F3A5F"/>
           <w:sz w:val="23"/>
         </w:rPr>
-        <w:t>4-3. 판독 실전 포인트</w:t>
+        <w:t>5-4. Primary site 알고리즘 (MRI v2025)</w:t>
+      </w:r>
+    </w:p>
+    <w:tbl>
+      <w:tblPr>
+        <w:tblStyle w:val="TableGrid"/>
+        <w:tblW w:type="auto" w:w="0"/>
+        <w:tblLook w:firstColumn="1" w:firstRow="1" w:lastColumn="0" w:lastRow="0" w:noHBand="0" w:noVBand="1" w:val="04A0"/>
+      </w:tblPr>
+      <w:tblGrid>
+        <w:gridCol w:w="3324"/>
+        <w:gridCol w:w="3324"/>
+        <w:gridCol w:w="3324"/>
+      </w:tblGrid>
+      <w:tr>
+        <w:tc>
+          <w:tcPr>
+            <w:tcW w:type="dxa" w:w="2608"/>
+            <w:shd w:val="clear" w:color="auto" w:fill="1F3A5F"/>
+          </w:tcPr>
+          <w:p>
+            <w:r/>
+            <w:r>
+              <w:rPr>
+                <w:b/>
+                <w:color w:val="FFFFFF"/>
+                <w:sz w:val="18"/>
+              </w:rPr>
+              <w:t>위치</w:t>
+            </w:r>
+          </w:p>
+        </w:tc>
+        <w:tc>
+          <w:tcPr>
+            <w:tcW w:type="dxa" w:w="3969"/>
+            <w:shd w:val="clear" w:color="auto" w:fill="1F3A5F"/>
+          </w:tcPr>
+          <w:p>
+            <w:r/>
+            <w:r>
+              <w:rPr>
+                <w:b/>
+                <w:color w:val="FFFFFF"/>
+                <w:sz w:val="18"/>
+              </w:rPr>
+              <w:t>소견</w:t>
+            </w:r>
+          </w:p>
+        </w:tc>
+        <w:tc>
+          <w:tcPr>
+            <w:tcW w:type="dxa" w:w="3061"/>
+            <w:shd w:val="clear" w:color="auto" w:fill="1F3A5F"/>
+          </w:tcPr>
+          <w:p>
+            <w:r/>
+            <w:r>
+              <w:rPr>
+                <w:b/>
+                <w:color w:val="FFFFFF"/>
+                <w:sz w:val="18"/>
+              </w:rPr>
+              <w:t>→ Category / 관리</w:t>
+            </w:r>
+          </w:p>
+        </w:tc>
+      </w:tr>
+      <w:tr>
+        <w:tc>
+          <w:tcPr>
+            <w:tcW w:type="dxa" w:w="2608"/>
+          </w:tcPr>
+          <w:p>
+            <w:r/>
+            <w:r>
+              <w:rPr>
+                <w:b/>
+                <w:sz w:val="18"/>
+              </w:rPr>
+              <w:t>Superficial / mucosal</w:t>
+            </w:r>
+          </w:p>
+        </w:tc>
+        <w:tc>
+          <w:tcPr>
+            <w:tcW w:type="dxa" w:w="3969"/>
+          </w:tcPr>
+          <w:p>
+            <w:r/>
+            <w:r>
+              <w:rPr>
+                <w:sz w:val="18"/>
+              </w:rPr>
+              <w:t>Diffuse linear C+</w:t>
+            </w:r>
+          </w:p>
+        </w:tc>
+        <w:tc>
+          <w:tcPr>
+            <w:tcW w:type="dxa" w:w="3061"/>
+          </w:tcPr>
+          <w:p>
+            <w:r/>
+            <w:r>
+              <w:rPr>
+                <w:sz w:val="18"/>
+              </w:rPr>
+              <w:t>1: Routine surveillance</w:t>
+            </w:r>
+          </w:p>
+        </w:tc>
+      </w:tr>
+      <w:tr>
+        <w:tc>
+          <w:tcPr>
+            <w:tcW w:type="dxa" w:w="2608"/>
+          </w:tcPr>
+          <w:p>
+            <w:r/>
+            <w:r>
+              <w:rPr>
+                <w:b/>
+                <w:sz w:val="18"/>
+              </w:rPr>
+            </w:r>
+          </w:p>
+        </w:tc>
+        <w:tc>
+          <w:tcPr>
+            <w:tcW w:type="dxa" w:w="3969"/>
+          </w:tcPr>
+          <w:p>
+            <w:r/>
+            <w:r>
+              <w:rPr>
+                <w:sz w:val="18"/>
+              </w:rPr>
+              <w:t>Focal non-mass-like C+ 또는 diffusion restriction</w:t>
+            </w:r>
+          </w:p>
+        </w:tc>
+        <w:tc>
+          <w:tcPr>
+            <w:tcW w:type="dxa" w:w="3061"/>
+          </w:tcPr>
+          <w:p>
+            <w:r/>
+            <w:r>
+              <w:rPr>
+                <w:sz w:val="18"/>
+              </w:rPr>
+              <w:t>2a: Direct inspection</w:t>
+            </w:r>
+          </w:p>
+        </w:tc>
+      </w:tr>
+      <w:tr>
+        <w:tc>
+          <w:tcPr>
+            <w:tcW w:type="dxa" w:w="2608"/>
+          </w:tcPr>
+          <w:p>
+            <w:r/>
+            <w:r>
+              <w:rPr>
+                <w:b/>
+                <w:sz w:val="18"/>
+              </w:rPr>
+              <w:t>Perineural / skull base foramina</w:t>
+            </w:r>
+          </w:p>
+        </w:tc>
+        <w:tc>
+          <w:tcPr>
+            <w:tcW w:type="dxa" w:w="3969"/>
+          </w:tcPr>
+          <w:p>
+            <w:r/>
+            <w:r>
+              <w:rPr>
+                <w:sz w:val="18"/>
+              </w:rPr>
+              <w:t>Enhancement 불변 또는 감소</w:t>
+            </w:r>
+          </w:p>
+        </w:tc>
+        <w:tc>
+          <w:tcPr>
+            <w:tcW w:type="dxa" w:w="3061"/>
+          </w:tcPr>
+          <w:p>
+            <w:r/>
+            <w:r>
+              <w:rPr>
+                <w:sz w:val="18"/>
+              </w:rPr>
+              <w:t>1: Routine surveillance</w:t>
+            </w:r>
+          </w:p>
+        </w:tc>
+      </w:tr>
+      <w:tr>
+        <w:tc>
+          <w:tcPr>
+            <w:tcW w:type="dxa" w:w="2608"/>
+          </w:tcPr>
+          <w:p>
+            <w:r/>
+            <w:r>
+              <w:rPr>
+                <w:b/>
+                <w:sz w:val="18"/>
+              </w:rPr>
+            </w:r>
+          </w:p>
+        </w:tc>
+        <w:tc>
+          <w:tcPr>
+            <w:tcW w:type="dxa" w:w="3969"/>
+          </w:tcPr>
+          <w:p>
+            <w:r/>
+            <w:r>
+              <w:rPr>
+                <w:sz w:val="18"/>
+              </w:rPr>
+              <w:t>RT 후 enhancement 증가, nodularity 없음</w:t>
+            </w:r>
+          </w:p>
+        </w:tc>
+        <w:tc>
+          <w:tcPr>
+            <w:tcW w:type="dxa" w:w="3061"/>
+          </w:tcPr>
+          <w:p>
+            <w:r/>
+            <w:r>
+              <w:rPr>
+                <w:sz w:val="18"/>
+              </w:rPr>
+              <w:t>2b: Short f/u MRI</w:t>
+            </w:r>
+          </w:p>
+        </w:tc>
+      </w:tr>
+      <w:tr>
+        <w:tc>
+          <w:tcPr>
+            <w:tcW w:type="dxa" w:w="2608"/>
+          </w:tcPr>
+          <w:p>
+            <w:r/>
+            <w:r>
+              <w:rPr>
+                <w:b/>
+                <w:sz w:val="18"/>
+              </w:rPr>
+            </w:r>
+          </w:p>
+        </w:tc>
+        <w:tc>
+          <w:tcPr>
+            <w:tcW w:type="dxa" w:w="3969"/>
+          </w:tcPr>
+          <w:p>
+            <w:r/>
+            <w:r>
+              <w:rPr>
+                <w:sz w:val="18"/>
+              </w:rPr>
+              <w:t>Nodular 또는 mass-like enhancement 증가</w:t>
+            </w:r>
+          </w:p>
+        </w:tc>
+        <w:tc>
+          <w:tcPr>
+            <w:tcW w:type="dxa" w:w="3061"/>
+          </w:tcPr>
+          <w:p>
+            <w:r/>
+            <w:r>
+              <w:rPr>
+                <w:sz w:val="18"/>
+              </w:rPr>
+              <w:t>3: High suspicion¹</w:t>
+            </w:r>
+          </w:p>
+        </w:tc>
+      </w:tr>
+      <w:tr>
+        <w:tc>
+          <w:tcPr>
+            <w:tcW w:type="dxa" w:w="2608"/>
+          </w:tcPr>
+          <w:p>
+            <w:r/>
+            <w:r>
+              <w:rPr>
+                <w:b/>
+                <w:sz w:val="18"/>
+              </w:rPr>
+              <w:t>Deep — ill-defined enhancement</w:t>
+            </w:r>
+          </w:p>
+        </w:tc>
+        <w:tc>
+          <w:tcPr>
+            <w:tcW w:type="dxa" w:w="3969"/>
+          </w:tcPr>
+          <w:p>
+            <w:r/>
+            <w:r>
+              <w:rPr>
+                <w:sz w:val="18"/>
+              </w:rPr>
+              <w:t>Hyperintense T2 signal</w:t>
+            </w:r>
+          </w:p>
+        </w:tc>
+        <w:tc>
+          <w:tcPr>
+            <w:tcW w:type="dxa" w:w="3061"/>
+          </w:tcPr>
+          <w:p>
+            <w:r/>
+            <w:r>
+              <w:rPr>
+                <w:sz w:val="18"/>
+              </w:rPr>
+              <w:t>1: Routine surveillance</w:t>
+            </w:r>
+          </w:p>
+        </w:tc>
+      </w:tr>
+      <w:tr>
+        <w:tc>
+          <w:tcPr>
+            <w:tcW w:type="dxa" w:w="2608"/>
+          </w:tcPr>
+          <w:p>
+            <w:r/>
+            <w:r>
+              <w:rPr>
+                <w:b/>
+                <w:sz w:val="18"/>
+              </w:rPr>
+            </w:r>
+          </w:p>
+        </w:tc>
+        <w:tc>
+          <w:tcPr>
+            <w:tcW w:type="dxa" w:w="3969"/>
+          </w:tcPr>
+          <w:p>
+            <w:r/>
+            <w:r>
+              <w:rPr>
+                <w:sz w:val="18"/>
+              </w:rPr>
+              <w:t>Intermediate T2 signal</w:t>
+            </w:r>
+          </w:p>
+        </w:tc>
+        <w:tc>
+          <w:tcPr>
+            <w:tcW w:type="dxa" w:w="3061"/>
+          </w:tcPr>
+          <w:p>
+            <w:r/>
+            <w:r>
+              <w:rPr>
+                <w:sz w:val="18"/>
+              </w:rPr>
+              <w:t>2b: Short f/u 또는 PET</w:t>
+            </w:r>
+          </w:p>
+        </w:tc>
+      </w:tr>
+      <w:tr>
+        <w:tc>
+          <w:tcPr>
+            <w:tcW w:type="dxa" w:w="2608"/>
+          </w:tcPr>
+          <w:p>
+            <w:r/>
+            <w:r>
+              <w:rPr>
+                <w:b/>
+                <w:sz w:val="18"/>
+              </w:rPr>
+              <w:t>Deep — discrete mass</w:t>
+            </w:r>
+          </w:p>
+        </w:tc>
+        <w:tc>
+          <w:tcPr>
+            <w:tcW w:type="dxa" w:w="3969"/>
+          </w:tcPr>
+          <w:p>
+            <w:r/>
+            <w:r>
+              <w:rPr>
+                <w:sz w:val="18"/>
+              </w:rPr>
+              <w:t>Mild/mod FDG 또는 PET 없음²</w:t>
+            </w:r>
+          </w:p>
+        </w:tc>
+        <w:tc>
+          <w:tcPr>
+            <w:tcW w:type="dxa" w:w="3061"/>
+          </w:tcPr>
+          <w:p>
+            <w:r/>
+            <w:r>
+              <w:rPr>
+                <w:sz w:val="18"/>
+              </w:rPr>
+              <w:t>2b: Short f/u 또는 PET</w:t>
+            </w:r>
+          </w:p>
+        </w:tc>
+      </w:tr>
+      <w:tr>
+        <w:tc>
+          <w:tcPr>
+            <w:tcW w:type="dxa" w:w="2608"/>
+          </w:tcPr>
+          <w:p>
+            <w:r/>
+            <w:r>
+              <w:rPr>
+                <w:b/>
+                <w:sz w:val="18"/>
+              </w:rPr>
+            </w:r>
+          </w:p>
+        </w:tc>
+        <w:tc>
+          <w:tcPr>
+            <w:tcW w:type="dxa" w:w="3969"/>
+          </w:tcPr>
+          <w:p>
+            <w:r/>
+            <w:r>
+              <w:rPr>
+                <w:sz w:val="18"/>
+              </w:rPr>
+              <w:t>DWI·T2·C+가 원발 종양과 일치 + intense FDG</w:t>
+            </w:r>
+          </w:p>
+        </w:tc>
+        <w:tc>
+          <w:tcPr>
+            <w:tcW w:type="dxa" w:w="3061"/>
+          </w:tcPr>
+          <w:p>
+            <w:r/>
+            <w:r>
+              <w:rPr>
+                <w:sz w:val="18"/>
+              </w:rPr>
+              <w:t>3: Biopsy</w:t>
+            </w:r>
+          </w:p>
+        </w:tc>
+      </w:tr>
+      <w:tr>
+        <w:tc>
+          <w:tcPr>
+            <w:tcW w:type="dxa" w:w="2608"/>
+          </w:tcPr>
+          <w:p>
+            <w:r/>
+            <w:r>
+              <w:rPr>
+                <w:b/>
+                <w:sz w:val="18"/>
+              </w:rPr>
+              <w:t>Definite recurrence³</w:t>
+            </w:r>
+          </w:p>
+        </w:tc>
+        <w:tc>
+          <w:tcPr>
+            <w:tcW w:type="dxa" w:w="3969"/>
+          </w:tcPr>
+          <w:p>
+            <w:r/>
+            <w:r>
+              <w:rPr>
+                <w:sz w:val="18"/>
+              </w:rPr>
+              <w:t>병리 확인 또는 definitive radiologic progression</w:t>
+            </w:r>
+          </w:p>
+        </w:tc>
+        <w:tc>
+          <w:tcPr>
+            <w:tcW w:type="dxa" w:w="3061"/>
+          </w:tcPr>
+          <w:p>
+            <w:r/>
+            <w:r>
+              <w:rPr>
+                <w:sz w:val="18"/>
+              </w:rPr>
+              <w:t>4: 치료 (biopsy 유무 무관)</w:t>
+            </w:r>
+          </w:p>
+        </w:tc>
+      </w:tr>
+    </w:tbl>
+    <w:p/>
+    <w:p>
+      <w:pPr>
+        <w:pStyle w:val="ListBullet"/>
+      </w:pPr>
+      <w:r>
+        <w:t>¹ High suspicion 소견은 보통 biopsy를 권고하지만 perineural 위치에서는 불가능한 경우가 많음 → 다학제 논의로 다음 단계를 정하는 것이 적절한 경우가 많음</w:t>
       </w:r>
     </w:p>
     <w:p>
@@ -1895,39 +3665,7 @@
         <w:pStyle w:val="ListBullet"/>
       </w:pPr>
       <w:r>
-        <w:t>Pre-treatment 영상과의 비교가 필수: 재발 종양은 원발 종양과 유사한 영상 특징을 보이는 경우가 많음</w:t>
-      </w:r>
-    </w:p>
-    <w:p>
-      <w:pPr>
-        <w:pStyle w:val="ListBullet"/>
-      </w:pPr>
-      <w:r>
-        <w:t>이전 post-treatment 영상 비교도 중요: 새로 생긴 소견 &gt; 여러 차례 안정적인 소견 순으로 의심도 높게</w:t>
-      </w:r>
-    </w:p>
-    <w:p>
-      <w:pPr>
-        <w:pStyle w:val="ListBullet"/>
-      </w:pPr>
-      <w:r>
-        <w:t>재발 호발 부위(수술 후): resection margin, reconstructed flap margin, deep anatomic site (Hiyama 등)</w:t>
-      </w:r>
-    </w:p>
-    <w:p>
-      <w:pPr>
-        <w:pStyle w:val="ListBullet"/>
-      </w:pPr>
-      <w:r>
-        <w:t>MRI가 PET/CT보다 우선: perineural spread 의심 시 (FDG PET은 PNS에 상대적으로 둔감)</w:t>
-      </w:r>
-    </w:p>
-    <w:p>
-      <w:pPr>
-        <w:pStyle w:val="ListBullet"/>
-      </w:pPr>
-      <w:r>
-        <w:t>Category 2는 판독자 간 편차가 가장 큰 'gray zone' — 치료 후 변화·염증·섬유화의 중첩</w:t>
+        <w:t>² MRI 특성(DWI, enhancement, T1/T2)이 원래 종양과 다른 soft tissue는 2b. flap은 원래 종양과 enhancement·신호가 다를 수 있음</w:t>
       </w:r>
     </w:p>
     <w:p>
@@ -1938,21 +3676,7 @@
           <w:color w:val="666666"/>
           <w:sz w:val="17"/>
         </w:rPr>
-        <w:t>출처: PMC12805746 'NI-RADS categories and diagnostic performance'; PMC12024659 §4</w:t>
-      </w:r>
-    </w:p>
-    <w:p>
-      <w:pPr>
-        <w:spacing w:before="280"/>
-      </w:pPr>
-      <w:r>
-        <w:rPr>
-          <w:b/>
-          <w:i w:val="0"/>
-          <w:color w:val="1F3A5F"/>
-          <w:sz w:val="28"/>
-        </w:rPr>
-        <w:t>5. NI-RADS MRI version 2025</w:t>
+        <w:t>출처: ACR NI-RADS™ MRI v2025 Primary Site Assessment Categories – Algorithm (November 2025) — 사용자 제공 PDF</w:t>
       </w:r>
     </w:p>
     <w:p>
@@ -1966,7 +3690,349 @@
           <w:color w:val="1F3A5F"/>
           <w:sz w:val="23"/>
         </w:rPr>
-        <w:t>5-1. 개정 배경과 구조</w:t>
+        <w:t>5-5. Neck 알고리즘 (MRI v2025)</w:t>
+      </w:r>
+    </w:p>
+    <w:tbl>
+      <w:tblPr>
+        <w:tblStyle w:val="TableGrid"/>
+        <w:tblW w:type="auto" w:w="0"/>
+        <w:tblLook w:firstColumn="1" w:firstRow="1" w:lastColumn="0" w:lastRow="0" w:noHBand="0" w:noVBand="1" w:val="04A0"/>
+      </w:tblPr>
+      <w:tblGrid>
+        <w:gridCol w:w="3324"/>
+        <w:gridCol w:w="3324"/>
+        <w:gridCol w:w="3324"/>
+      </w:tblGrid>
+      <w:tr>
+        <w:tc>
+          <w:tcPr>
+            <w:tcW w:type="dxa" w:w="3742"/>
+            <w:shd w:val="clear" w:color="auto" w:fill="1F3A5F"/>
+          </w:tcPr>
+          <w:p>
+            <w:r/>
+            <w:r>
+              <w:rPr>
+                <w:b/>
+                <w:color w:val="FFFFFF"/>
+                <w:sz w:val="18"/>
+              </w:rPr>
+              <w:t>분기</w:t>
+            </w:r>
+          </w:p>
+        </w:tc>
+        <w:tc>
+          <w:tcPr>
+            <w:tcW w:type="dxa" w:w="2835"/>
+            <w:shd w:val="clear" w:color="auto" w:fill="1F3A5F"/>
+          </w:tcPr>
+          <w:p>
+            <w:r/>
+            <w:r>
+              <w:rPr>
+                <w:b/>
+                <w:color w:val="FFFFFF"/>
+                <w:sz w:val="18"/>
+              </w:rPr>
+              <w:t>소견</w:t>
+            </w:r>
+          </w:p>
+        </w:tc>
+        <w:tc>
+          <w:tcPr>
+            <w:tcW w:type="dxa" w:w="3061"/>
+            <w:shd w:val="clear" w:color="auto" w:fill="1F3A5F"/>
+          </w:tcPr>
+          <w:p>
+            <w:r/>
+            <w:r>
+              <w:rPr>
+                <w:b/>
+                <w:color w:val="FFFFFF"/>
+                <w:sz w:val="18"/>
+              </w:rPr>
+              <w:t>→ Category / 관리</w:t>
+            </w:r>
+          </w:p>
+        </w:tc>
+      </w:tr>
+      <w:tr>
+        <w:tc>
+          <w:tcPr>
+            <w:tcW w:type="dxa" w:w="3742"/>
+          </w:tcPr>
+          <w:p>
+            <w:r/>
+            <w:r>
+              <w:rPr>
+                <w:b/>
+                <w:sz w:val="18"/>
+              </w:rPr>
+              <w:t>No abnormal nodes</w:t>
+            </w:r>
+          </w:p>
+        </w:tc>
+        <w:tc>
+          <w:tcPr>
+            <w:tcW w:type="dxa" w:w="2835"/>
+          </w:tcPr>
+          <w:p>
+            <w:r/>
+            <w:r>
+              <w:rPr>
+                <w:sz w:val="18"/>
+              </w:rPr>
+              <w:t>—</w:t>
+            </w:r>
+          </w:p>
+        </w:tc>
+        <w:tc>
+          <w:tcPr>
+            <w:tcW w:type="dxa" w:w="3061"/>
+          </w:tcPr>
+          <w:p>
+            <w:r/>
+            <w:r>
+              <w:rPr>
+                <w:sz w:val="18"/>
+              </w:rPr>
+              <w:t>1: Routine surveillance</w:t>
+            </w:r>
+          </w:p>
+        </w:tc>
+      </w:tr>
+      <w:tr>
+        <w:tc>
+          <w:tcPr>
+            <w:tcW w:type="dxa" w:w="3742"/>
+          </w:tcPr>
+          <w:p>
+            <w:r/>
+            <w:r>
+              <w:rPr>
+                <w:b/>
+                <w:sz w:val="18"/>
+              </w:rPr>
+              <w:t>Residual / new / enlarging node — new necrosis·ENE features 없음¹</w:t>
+            </w:r>
+          </w:p>
+        </w:tc>
+        <w:tc>
+          <w:tcPr>
+            <w:tcW w:type="dxa" w:w="2835"/>
+          </w:tcPr>
+          <w:p>
+            <w:r/>
+            <w:r>
+              <w:rPr>
+                <w:sz w:val="18"/>
+              </w:rPr>
+              <w:t>Hypoenhancing, FDG uptake 없음</w:t>
+            </w:r>
+          </w:p>
+        </w:tc>
+        <w:tc>
+          <w:tcPr>
+            <w:tcW w:type="dxa" w:w="3061"/>
+          </w:tcPr>
+          <w:p>
+            <w:r/>
+            <w:r>
+              <w:rPr>
+                <w:sz w:val="18"/>
+              </w:rPr>
+              <w:t>1: Routine surveillance</w:t>
+            </w:r>
+          </w:p>
+        </w:tc>
+      </w:tr>
+      <w:tr>
+        <w:tc>
+          <w:tcPr>
+            <w:tcW w:type="dxa" w:w="3742"/>
+          </w:tcPr>
+          <w:p>
+            <w:r/>
+            <w:r>
+              <w:rPr>
+                <w:b/>
+                <w:sz w:val="18"/>
+              </w:rPr>
+            </w:r>
+          </w:p>
+        </w:tc>
+        <w:tc>
+          <w:tcPr>
+            <w:tcW w:type="dxa" w:w="2835"/>
+          </w:tcPr>
+          <w:p>
+            <w:r/>
+            <w:r>
+              <w:rPr>
+                <w:sz w:val="18"/>
+              </w:rPr>
+              <w:t>Heterogeneous enhancement, mild/mod FDG²</w:t>
+            </w:r>
+          </w:p>
+        </w:tc>
+        <w:tc>
+          <w:tcPr>
+            <w:tcW w:type="dxa" w:w="3061"/>
+          </w:tcPr>
+          <w:p>
+            <w:r/>
+            <w:r>
+              <w:rPr>
+                <w:sz w:val="18"/>
+              </w:rPr>
+              <w:t>2: Short f/u</w:t>
+            </w:r>
+          </w:p>
+        </w:tc>
+      </w:tr>
+      <w:tr>
+        <w:tc>
+          <w:tcPr>
+            <w:tcW w:type="dxa" w:w="3742"/>
+          </w:tcPr>
+          <w:p>
+            <w:r/>
+            <w:r>
+              <w:rPr>
+                <w:b/>
+                <w:sz w:val="18"/>
+              </w:rPr>
+            </w:r>
+          </w:p>
+        </w:tc>
+        <w:tc>
+          <w:tcPr>
+            <w:tcW w:type="dxa" w:w="2835"/>
+          </w:tcPr>
+          <w:p>
+            <w:r/>
+            <w:r>
+              <w:rPr>
+                <w:sz w:val="18"/>
+              </w:rPr>
+              <w:t>Intense FDG uptake</w:t>
+            </w:r>
+          </w:p>
+        </w:tc>
+        <w:tc>
+          <w:tcPr>
+            <w:tcW w:type="dxa" w:w="3061"/>
+          </w:tcPr>
+          <w:p>
+            <w:r/>
+            <w:r>
+              <w:rPr>
+                <w:sz w:val="18"/>
+              </w:rPr>
+              <w:t>3: Biopsy</w:t>
+            </w:r>
+          </w:p>
+        </w:tc>
+      </w:tr>
+      <w:tr>
+        <w:tc>
+          <w:tcPr>
+            <w:tcW w:type="dxa" w:w="3742"/>
+          </w:tcPr>
+          <w:p>
+            <w:r/>
+            <w:r>
+              <w:rPr>
+                <w:b/>
+                <w:sz w:val="18"/>
+              </w:rPr>
+              <w:t>Residual / new / enlarging node</w:t>
+            </w:r>
+          </w:p>
+        </w:tc>
+        <w:tc>
+          <w:tcPr>
+            <w:tcW w:type="dxa" w:w="2835"/>
+          </w:tcPr>
+          <w:p>
+            <w:r/>
+            <w:r>
+              <w:rPr>
+                <w:sz w:val="18"/>
+              </w:rPr>
+              <w:t>New necrosis 또는 ENE features</w:t>
+            </w:r>
+          </w:p>
+        </w:tc>
+        <w:tc>
+          <w:tcPr>
+            <w:tcW w:type="dxa" w:w="3061"/>
+          </w:tcPr>
+          <w:p>
+            <w:r/>
+            <w:r>
+              <w:rPr>
+                <w:sz w:val="18"/>
+              </w:rPr>
+              <w:t>3: Biopsy</w:t>
+            </w:r>
+          </w:p>
+        </w:tc>
+      </w:tr>
+      <w:tr>
+        <w:tc>
+          <w:tcPr>
+            <w:tcW w:type="dxa" w:w="3742"/>
+          </w:tcPr>
+          <w:p>
+            <w:r/>
+            <w:r>
+              <w:rPr>
+                <w:b/>
+                <w:sz w:val="18"/>
+              </w:rPr>
+              <w:t>Definite nodal recurrence³</w:t>
+            </w:r>
+          </w:p>
+        </w:tc>
+        <w:tc>
+          <w:tcPr>
+            <w:tcW w:type="dxa" w:w="2835"/>
+          </w:tcPr>
+          <w:p>
+            <w:r/>
+            <w:r>
+              <w:rPr>
+                <w:sz w:val="18"/>
+              </w:rPr>
+              <w:t>—</w:t>
+            </w:r>
+          </w:p>
+        </w:tc>
+        <w:tc>
+          <w:tcPr>
+            <w:tcW w:type="dxa" w:w="3061"/>
+          </w:tcPr>
+          <w:p>
+            <w:r/>
+            <w:r>
+              <w:rPr>
+                <w:sz w:val="18"/>
+              </w:rPr>
+              <w:t>4: 치료 (biopsy 유무 무관)</w:t>
+            </w:r>
+          </w:p>
+        </w:tc>
+      </w:tr>
+    </w:tbl>
+    <w:p/>
+    <w:p>
+      <w:pPr>
+        <w:pStyle w:val="ListBullet"/>
+      </w:pPr>
+      <w:r>
+        <w:t>¹ 치료된 병적 node는 central hypoenhancement / rim enhancement / necrosis를 보일 수 있고, FDG uptake가 없으면 NI-RADS 1</w:t>
       </w:r>
     </w:p>
     <w:p>
@@ -1974,39 +4040,7 @@
         <w:pStyle w:val="ListBullet"/>
       </w:pPr>
       <w:r>
-        <w:t>2018 버전은 CT/PET 기준이라 MRI에 '이론상 변형 적용'만 가능했고 MRI 전용 지침이 없었음</w:t>
-      </w:r>
-    </w:p>
-    <w:p>
-      <w:pPr>
-        <w:pStyle w:val="ListBullet"/>
-      </w:pPr>
-      <w:r>
-        <w:t>MRI 2025는 category descriptor, imaging finding, management guidance를 MRI 전용으로 제시</w:t>
-      </w:r>
-    </w:p>
-    <w:p>
-      <w:pPr>
-        <w:pStyle w:val="ListBullet"/>
-      </w:pPr>
-      <w:r>
-        <w:t>관리 알고리즘은 기존 NI-RADS PET/CT와 동일한 골격(1 routine → 2 inspection/short f/u → 3 biopsy → 4 clinical)</w:t>
-      </w:r>
-    </w:p>
-    <w:p>
-      <w:pPr>
-        <w:pStyle w:val="ListBullet"/>
-      </w:pPr>
-      <w:r>
-        <w:t>Primary site 2a (mucosal) / 2b (deep) 구분 유지</w:t>
-      </w:r>
-    </w:p>
-    <w:p>
-      <w:pPr>
-        <w:pStyle w:val="ListBullet"/>
-      </w:pPr>
-      <w:r>
-        <w:t>Neck score는 FOV 미포함 시 'X – not assessed'</w:t>
+        <w:t>² PET 또는 PET/MR이 있을 때 PET–MRI 불일치는 모두 NI-RADS 2</w:t>
       </w:r>
     </w:p>
     <w:p>
@@ -2017,7 +4051,7 @@
           <w:color w:val="666666"/>
           <w:sz w:val="17"/>
         </w:rPr>
-        <w:t>출처: Bunch 2025 JACR abstract (PMID 40754125); PMC12805746</w:t>
+        <w:t>출처: ACR NI-RADS™ MRI v2025 Neck Nodes Assessment Categories – Algorithm (November 2025) — 사용자 제공 PDF</w:t>
       </w:r>
     </w:p>
     <w:p>
@@ -2031,7 +4065,7 @@
           <w:color w:val="1F3A5F"/>
           <w:sz w:val="23"/>
         </w:rPr>
-        <w:t>5-2. MRI에서 재발을 시사하는 핵심 신호</w:t>
+        <w:t>5-6. PET/CT (2021) vs MRI v2025 — 무엇이 달라졌나</w:t>
       </w:r>
     </w:p>
     <w:tbl>
@@ -2059,13 +4093,13 @@
                 <w:color w:val="FFFFFF"/>
                 <w:sz w:val="18"/>
               </w:rPr>
-              <w:t>Sequence</w:t>
+              <w:t>항목</w:t>
             </w:r>
           </w:p>
         </w:tc>
         <w:tc>
           <w:tcPr>
-            <w:tcW w:type="dxa" w:w="3969"/>
+            <w:tcW w:type="dxa" w:w="3685"/>
             <w:shd w:val="clear" w:color="auto" w:fill="1F3A5F"/>
           </w:tcPr>
           <w:p>
@@ -2076,13 +4110,13 @@
                 <w:color w:val="FFFFFF"/>
                 <w:sz w:val="18"/>
               </w:rPr>
-              <w:t>재발/잔존 종양</w:t>
+              <w:t>PET/CT (CECT ± PET)</w:t>
             </w:r>
           </w:p>
         </w:tc>
         <w:tc>
           <w:tcPr>
-            <w:tcW w:type="dxa" w:w="3969"/>
+            <w:tcW w:type="dxa" w:w="4252"/>
             <w:shd w:val="clear" w:color="auto" w:fill="1F3A5F"/>
           </w:tcPr>
           <w:p>
@@ -2093,7 +4127,7 @@
                 <w:color w:val="FFFFFF"/>
                 <w:sz w:val="18"/>
               </w:rPr>
-              <w:t>치료 후 양성 변화 (scar/fibrosis)</w:t>
+              <w:t>MRI v2025</w:t>
             </w:r>
           </w:p>
         </w:tc>
@@ -2110,13 +4144,13 @@
                 <w:b/>
                 <w:sz w:val="18"/>
               </w:rPr>
-              <w:t>T2WI</w:t>
+              <w:t>Cat. 1 핵심</w:t>
             </w:r>
           </w:p>
         </w:tc>
         <w:tc>
           <w:tcPr>
-            <w:tcW w:type="dxa" w:w="3969"/>
+            <w:tcW w:type="dxa" w:w="3685"/>
           </w:tcPr>
           <w:p>
             <w:r/>
@@ -2124,13 +4158,13 @@
               <w:rPr>
                 <w:sz w:val="18"/>
               </w:rPr>
-              <w:t>Intermediate T2 signal (원발 종양과 유사)</w:t>
+              <w:t>Non-mass-like distortion, low-density mucosal edema, diffuse linear C+/FDG</w:t>
             </w:r>
           </w:p>
         </w:tc>
         <w:tc>
           <w:tcPr>
-            <w:tcW w:type="dxa" w:w="3969"/>
+            <w:tcW w:type="dxa" w:w="4252"/>
           </w:tcPr>
           <w:p>
             <w:r/>
@@ -2138,7 +4172,7 @@
               <w:rPr>
                 <w:sz w:val="18"/>
               </w:rPr>
-              <w:t>Low T2 (scar/fibrosis)</w:t>
+              <w:t>+ Low T1·T2 scar; non-mass-like distortion은 T2 hyperintense(≠intermediate)일 때 edema/inflammation</w:t>
             </w:r>
           </w:p>
         </w:tc>
@@ -2155,13 +4189,13 @@
                 <w:b/>
                 <w:sz w:val="18"/>
               </w:rPr>
-              <w:t>DWI / ADC</w:t>
+              <w:t>2a</w:t>
             </w:r>
           </w:p>
         </w:tc>
         <w:tc>
           <w:tcPr>
-            <w:tcW w:type="dxa" w:w="3969"/>
+            <w:tcW w:type="dxa" w:w="3685"/>
           </w:tcPr>
           <w:p>
             <w:r/>
@@ -2169,13 +4203,13 @@
               <w:rPr>
                 <w:sz w:val="18"/>
               </w:rPr>
-              <w:t>Low diffusivity (restricted); 초기 연구 ADC threshold 1.3 × 10⁻³ mm²/s</w:t>
+              <w:t>Focal mucosal C+ 또는 FDG</w:t>
             </w:r>
           </w:p>
         </w:tc>
         <w:tc>
           <w:tcPr>
-            <w:tcW w:type="dxa" w:w="3969"/>
+            <w:tcW w:type="dxa" w:w="4252"/>
           </w:tcPr>
           <w:p>
             <w:r/>
@@ -2183,7 +4217,7 @@
               <w:rPr>
                 <w:sz w:val="18"/>
               </w:rPr>
-              <w:t>Low diffusivity 없음 (ADC 높음)</w:t>
+              <w:t>Focal non-mass-like mucosal C+ 또는 focal reduced diffusion (DWI 추가)</w:t>
             </w:r>
           </w:p>
         </w:tc>
@@ -2200,13 +4234,13 @@
                 <w:b/>
                 <w:sz w:val="18"/>
               </w:rPr>
-              <w:t>T1 (non-CE)</w:t>
+              <w:t>2b</w:t>
             </w:r>
           </w:p>
         </w:tc>
         <w:tc>
           <w:tcPr>
-            <w:tcW w:type="dxa" w:w="3969"/>
+            <w:tcW w:type="dxa" w:w="3685"/>
           </w:tcPr>
           <w:p>
             <w:r/>
@@ -2214,13 +4248,13 @@
               <w:rPr>
                 <w:sz w:val="18"/>
               </w:rPr>
-              <w:t>—</w:t>
+              <w:t>Deep ill-defined soft tissue; PET–CT 불일치</w:t>
             </w:r>
           </w:p>
         </w:tc>
         <w:tc>
           <w:tcPr>
-            <w:tcW w:type="dxa" w:w="3969"/>
+            <w:tcW w:type="dxa" w:w="4252"/>
           </w:tcPr>
           <w:p>
             <w:r/>
@@ -2228,7 +4262,7 @@
               <w:rPr>
                 <w:sz w:val="18"/>
               </w:rPr>
-              <w:t>Non-mass-like distortion, low T1·low T2 → scar/fibrosis</w:t>
+              <w:t>+ 원래 종양과 신호가 다른 soft tissue; T2 intermediate + intermediate enhancement; baseline에서 perineural 부분 반응</w:t>
             </w:r>
           </w:p>
         </w:tc>
@@ -2245,13 +4279,13 @@
                 <w:b/>
                 <w:sz w:val="18"/>
               </w:rPr>
-              <w:t>CE-T1 FS</w:t>
+              <w:t>3</w:t>
             </w:r>
           </w:p>
         </w:tc>
         <w:tc>
           <w:tcPr>
-            <w:tcW w:type="dxa" w:w="3969"/>
+            <w:tcW w:type="dxa" w:w="3685"/>
           </w:tcPr>
           <w:p>
             <w:r/>
@@ -2259,13 +4293,13 @@
               <w:rPr>
                 <w:sz w:val="18"/>
               </w:rPr>
-              <w:t>Mass-like / discrete enhancement</w:t>
+              <w:t>Discrete mass + intense FDG</w:t>
             </w:r>
           </w:p>
         </w:tc>
         <w:tc>
           <w:tcPr>
-            <w:tcW w:type="dxa" w:w="3969"/>
+            <w:tcW w:type="dxa" w:w="4252"/>
           </w:tcPr>
           <w:p>
             <w:r/>
@@ -2273,7 +4307,187 @@
               <w:rPr>
                 <w:sz w:val="18"/>
               </w:rPr>
-              <w:t>Diffuse thin linear 또는 non-mass-like enhancement</w:t>
+              <w:t>Discrete mass + 신호·조영이 원래 종양과 일치 (특히 new/enlarging); perineural/foramina 진행</w:t>
+            </w:r>
+          </w:p>
+        </w:tc>
+      </w:tr>
+      <w:tr>
+        <w:tc>
+          <w:tcPr>
+            <w:tcW w:type="dxa" w:w="1701"/>
+          </w:tcPr>
+          <w:p>
+            <w:r/>
+            <w:r>
+              <w:rPr>
+                <w:b/>
+                <w:sz w:val="18"/>
+              </w:rPr>
+              <w:t>Perineural 평가</w:t>
+            </w:r>
+          </w:p>
+        </w:tc>
+        <w:tc>
+          <w:tcPr>
+            <w:tcW w:type="dxa" w:w="3685"/>
+          </w:tcPr>
+          <w:p>
+            <w:r/>
+            <w:r>
+              <w:rPr>
+                <w:sz w:val="18"/>
+              </w:rPr>
+              <w:t>별도 항목 없음</w:t>
+            </w:r>
+          </w:p>
+        </w:tc>
+        <w:tc>
+          <w:tcPr>
+            <w:tcW w:type="dxa" w:w="4252"/>
+          </w:tcPr>
+          <w:p>
+            <w:r/>
+            <w:r>
+              <w:rPr>
+                <w:sz w:val="18"/>
+              </w:rPr>
+              <w:t>Skull base foramina·perineural 전용 분기 (1 / 2b / 3); f/u는 PET보다 MRI</w:t>
+            </w:r>
+          </w:p>
+        </w:tc>
+      </w:tr>
+      <w:tr>
+        <w:tc>
+          <w:tcPr>
+            <w:tcW w:type="dxa" w:w="1701"/>
+          </w:tcPr>
+          <w:p>
+            <w:r/>
+            <w:r>
+              <w:rPr>
+                <w:b/>
+                <w:sz w:val="18"/>
+              </w:rPr>
+              <w:t>Neck 3 형태 기준</w:t>
+            </w:r>
+          </w:p>
+        </w:tc>
+        <w:tc>
+          <w:tcPr>
+            <w:tcW w:type="dxa" w:w="3685"/>
+          </w:tcPr>
+          <w:p>
+            <w:r/>
+            <w:r>
+              <w:rPr>
+                <w:sz w:val="18"/>
+              </w:rPr>
+              <w:t>New necrosis 또는 gross ENE (new node의 irregular border도 definitively abnormal)</w:t>
+            </w:r>
+          </w:p>
+        </w:tc>
+        <w:tc>
+          <w:tcPr>
+            <w:tcW w:type="dxa" w:w="4252"/>
+          </w:tcPr>
+          <w:p>
+            <w:r/>
+            <w:r>
+              <w:rPr>
+                <w:sz w:val="18"/>
+              </w:rPr>
+              <w:t>Necrosis, cystic change, irregular border (new/enlarging node에서)</w:t>
+            </w:r>
+          </w:p>
+        </w:tc>
+      </w:tr>
+      <w:tr>
+        <w:tc>
+          <w:tcPr>
+            <w:tcW w:type="dxa" w:w="1701"/>
+          </w:tcPr>
+          <w:p>
+            <w:r/>
+            <w:r>
+              <w:rPr>
+                <w:b/>
+                <w:sz w:val="18"/>
+              </w:rPr>
+              <w:t>불일치 규칙</w:t>
+            </w:r>
+          </w:p>
+        </w:tc>
+        <w:tc>
+          <w:tcPr>
+            <w:tcW w:type="dxa" w:w="3685"/>
+          </w:tcPr>
+          <w:p>
+            <w:r/>
+            <w:r>
+              <w:rPr>
+                <w:sz w:val="18"/>
+              </w:rPr>
+              <w:t>PET–CECT (원발 FDG-avid일 때만)</w:t>
+            </w:r>
+          </w:p>
+        </w:tc>
+        <w:tc>
+          <w:tcPr>
+            <w:tcW w:type="dxa" w:w="4252"/>
+          </w:tcPr>
+          <w:p>
+            <w:r/>
+            <w:r>
+              <w:rPr>
+                <w:sz w:val="18"/>
+              </w:rPr>
+              <w:t>PET/PET-MR–MRI (원발 FDG-avid일 때만) → Neck 2</w:t>
+            </w:r>
+          </w:p>
+        </w:tc>
+      </w:tr>
+      <w:tr>
+        <w:tc>
+          <w:tcPr>
+            <w:tcW w:type="dxa" w:w="1701"/>
+          </w:tcPr>
+          <w:p>
+            <w:r/>
+            <w:r>
+              <w:rPr>
+                <w:b/>
+                <w:sz w:val="18"/>
+              </w:rPr>
+              <w:t>평가 불가 표기</w:t>
+            </w:r>
+          </w:p>
+        </w:tc>
+        <w:tc>
+          <w:tcPr>
+            <w:tcW w:type="dxa" w:w="3685"/>
+          </w:tcPr>
+          <w:p>
+            <w:r/>
+            <w:r>
+              <w:rPr>
+                <w:sz w:val="18"/>
+              </w:rPr>
+              <w:t>P-unknown primary, P-x</w:t>
+            </w:r>
+          </w:p>
+        </w:tc>
+        <w:tc>
+          <w:tcPr>
+            <w:tcW w:type="dxa" w:w="4252"/>
+          </w:tcPr>
+          <w:p>
+            <w:r/>
+            <w:r>
+              <w:rPr>
+                <w:sz w:val="18"/>
+              </w:rPr>
+              <w:t>P-unknown primary, P-x, + N-x (경부 미촬영)</w:t>
             </w:r>
           </w:p>
         </w:tc>
@@ -2281,11 +4495,28 @@
     </w:tbl>
     <w:p/>
     <w:p>
+      <w:r>
+        <w:rPr>
+          <w:b w:val="0"/>
+          <w:i/>
+          <w:color w:val="666666"/>
+          <w:sz w:val="17"/>
+        </w:rPr>
+        <w:t>출처: ACR PET/CT 표 (2021) 및 MRI v2025 표·알고리즘 비교 — 사용자 제공 PDF</w:t>
+      </w:r>
+    </w:p>
+    <w:p>
       <w:pPr>
-        <w:pStyle w:val="ListBullet"/>
+        <w:spacing w:before="160"/>
       </w:pPr>
       <w:r>
-        <w:t>T2 intermediate signal + DWI low ADC를 조합한 초기 MRI 연구에서 primary·nodal 모두 PPV &gt; 80%</w:t>
+        <w:rPr>
+          <w:b/>
+          <w:i w:val="0"/>
+          <w:color w:val="1F3A5F"/>
+          <w:sz w:val="23"/>
+        </w:rPr>
+        <w:t>5-7. MRI 소견의 근거 (문헌)</w:t>
       </w:r>
     </w:p>
     <w:p>
@@ -2293,7 +4524,15 @@
         <w:pStyle w:val="ListBullet"/>
       </w:pPr>
       <w:r>
-        <w:t>Ashour et al. (AJNR 2021, n=69): T2·DWI를 NI-RADS modifying rule로 추가 시</w:t>
+        <w:t>T2 intermediate signal + DWI low diffusivity: 초기 MRI 연구에서 primary·nodal 모두 PPV &gt; 80% (ADC threshold 1.3 × 10⁻³ mm²/s)</w:t>
+      </w:r>
+    </w:p>
+    <w:p>
+      <w:pPr>
+        <w:pStyle w:val="ListBullet"/>
+      </w:pPr>
+      <w:r>
+        <w:t>Ashour et al. (AJNR 2021, n=69): T2·DWI를 NI-RADS modifying rule로 추가 시 (proposed vs 기존 lexicon)</w:t>
       </w:r>
     </w:p>
     <w:p>
@@ -2309,7 +4548,7 @@
         <w:pStyle w:val="ListBullet2"/>
       </w:pPr>
       <w:r>
-        <w:t>PPV 85.7% vs 73.3%, NPV 95.1% vs 89.8%, Accuracy 91.3% vs 82.6% (proposed vs 기존 lexicon)</w:t>
+        <w:t>PPV 85.7% vs 73.3%, NPV 95.1% vs 89.8%, Accuracy 91.3% vs 82.6%</w:t>
       </w:r>
     </w:p>
     <w:p>
@@ -2317,7 +4556,7 @@
         <w:pStyle w:val="ListBullet"/>
       </w:pPr>
       <w:r>
-        <w:t>[원문 대조 필요] MRI 2025 공식 chart의 category별 정확한 문구(예: T2/DWI가 category를 올리거나 내리는 규칙)는 ACR NI-RADS 웹페이지 또는 JACR 원문에서 확인 요망 — 본 노트 작성 시 원문 열람 불가</w:t>
+        <w:t>※ ADC 수치 cutoff는 ACR 공식 표에는 없음 — 공식 표는 'focal reduced diffusion', 'different DWI' 같은 정성적 표현만 사용</w:t>
       </w:r>
     </w:p>
     <w:p>
@@ -2328,7 +4567,7 @@
           <w:color w:val="666666"/>
           <w:sz w:val="17"/>
         </w:rPr>
-        <w:t>출처: PMC12805746 Fig.1·Fig.3 설명 및 'NI-RADS 3'; Ashour MM, et al. AJNR 2021;42:1123–9, doi:10.3174/ajnr.A7058 (PMC8191657); Radiol Med 2026, doi:10.1007/s11547-026-02206-z (PMC13369041) Discussion</w:t>
+        <w:t>출처: PMC12805746; Ashour MM, et al. AJNR 2021;42:1123–9, doi:10.3174/ajnr.A7058 (PMC8191657)</w:t>
       </w:r>
     </w:p>
     <w:p>
@@ -2342,7 +4581,7 @@
           <w:color w:val="1F3A5F"/>
           <w:sz w:val="23"/>
         </w:rPr>
-        <w:t>5-3. MRI NI-RADS 신뢰도 (판독자 간 일치도)</w:t>
+        <w:t>5-8. MRI NI-RADS 신뢰도 (판독자 간 일치도)</w:t>
       </w:r>
     </w:p>
     <w:p>
@@ -2350,7 +4589,7 @@
         <w:pStyle w:val="ListBullet"/>
       </w:pPr>
       <w:r>
-        <w:t>OPSCC CE-MRI, 5인 판독(91명, 218검사): NI-RADS κ = 0.53 (moderate), POA 89%</w:t>
+        <w:t>OPSCC CE-MRI, 5인 판독(91명, 218검사, 2021 ACR descriptor 사용): NI-RADS κ = 0.53 (moderate), POA 89%</w:t>
       </w:r>
     </w:p>
     <w:p>
@@ -2359,14 +4598,6 @@
       </w:pPr>
       <w:r>
         <w:t>첫 치료 후 MRI에서 lymph node(κ 0.37)·primary site enhancement(κ 0.40) 평가 일치도가 가장 낮음</w:t>
-      </w:r>
-    </w:p>
-    <w:p>
-      <w:pPr>
-        <w:pStyle w:val="ListBullet2"/>
-      </w:pPr>
-      <w:r>
-        <w:t>비전문가(일반 영상의학·전공의)에서 일치도 더 낮음 → 첫 추적 MRI가 가장 어렵다</w:t>
       </w:r>
     </w:p>
     <w:p>
@@ -2393,7 +4624,7 @@
           <w:color w:val="666666"/>
           <w:sz w:val="17"/>
         </w:rPr>
-        <w:t>출처: PMC13369041; PMC12024659 §5; Abdelaziz TT, et al. Cancer Imaging 2020, doi:10.1186/s40644-020-00337-8 (PMC7437031)</w:t>
+        <w:t>출처: PMC13369041; PMC12024659 §5; Abdelaziz TT, et al. Cancer Imaging 2020, doi:10.1186/s40644-020-00337-8</w:t>
       </w:r>
     </w:p>
     <w:p>
@@ -2874,7 +5105,7 @@
           <w:color w:val="1F3A5F"/>
           <w:sz w:val="28"/>
         </w:rPr>
-        <w:t>8. 최종 정리표</w:t>
+        <w:t>8. 최종 정리표 (PET/CT 2021 + MRI v2025 통합)</w:t>
       </w:r>
     </w:p>
     <w:tbl>
@@ -2911,6 +5142,23 @@
         </w:tc>
         <w:tc>
           <w:tcPr>
+            <w:tcW w:type="dxa" w:w="2041"/>
+            <w:shd w:val="clear" w:color="auto" w:fill="1F3A5F"/>
+          </w:tcPr>
+          <w:p>
+            <w:r/>
+            <w:r>
+              <w:rPr>
+                <w:b/>
+                <w:color w:val="FFFFFF"/>
+                <w:sz w:val="18"/>
+              </w:rPr>
+              <w:t>Primary — PET/CT</w:t>
+            </w:r>
+          </w:p>
+        </w:tc>
+        <w:tc>
+          <w:tcPr>
             <w:tcW w:type="dxa" w:w="2381"/>
             <w:shd w:val="clear" w:color="auto" w:fill="1F3A5F"/>
           </w:tcPr>
@@ -2922,13 +5170,13 @@
                 <w:color w:val="FFFFFF"/>
                 <w:sz w:val="18"/>
               </w:rPr>
-              <w:t>Primary (CECT/PET)</w:t>
+              <w:t>Primary — MRI v2025</w:t>
             </w:r>
           </w:p>
         </w:tc>
         <w:tc>
           <w:tcPr>
-            <w:tcW w:type="dxa" w:w="2154"/>
+            <w:tcW w:type="dxa" w:w="2211"/>
             <w:shd w:val="clear" w:color="auto" w:fill="1F3A5F"/>
           </w:tcPr>
           <w:p>
@@ -2939,24 +5187,7 @@
                 <w:color w:val="FFFFFF"/>
                 <w:sz w:val="18"/>
               </w:rPr>
-              <w:t>Neck (CECT/PET)</w:t>
-            </w:r>
-          </w:p>
-        </w:tc>
-        <w:tc>
-          <w:tcPr>
-            <w:tcW w:type="dxa" w:w="1701"/>
-            <w:shd w:val="clear" w:color="auto" w:fill="1F3A5F"/>
-          </w:tcPr>
-          <w:p>
-            <w:r/>
-            <w:r>
-              <w:rPr>
-                <w:b/>
-                <w:color w:val="FFFFFF"/>
-                <w:sz w:val="18"/>
-              </w:rPr>
-              <w:t>MRI 2025 핵심 보조소견</w:t>
+              <w:t>Neck (공통 골격)</w:t>
             </w:r>
           </w:p>
         </w:tc>
@@ -2979,7 +5210,7 @@
         </w:tc>
         <w:tc>
           <w:tcPr>
-            <w:tcW w:type="dxa" w:w="1361"/>
+            <w:tcW w:type="dxa" w:w="964"/>
             <w:shd w:val="clear" w:color="auto" w:fill="1F3A5F"/>
           </w:tcPr>
           <w:p>
@@ -3013,7 +5244,7 @@
         </w:tc>
         <w:tc>
           <w:tcPr>
-            <w:tcW w:type="dxa" w:w="2381"/>
+            <w:tcW w:type="dxa" w:w="2041"/>
           </w:tcPr>
           <w:p>
             <w:r/>
@@ -3021,13 +5252,13 @@
               <w:rPr>
                 <w:sz w:val="18"/>
               </w:rPr>
-              <w:t>비교할 이전 영상 대기</w:t>
+              <w:t>비교 영상 대기</w:t>
             </w:r>
           </w:p>
         </w:tc>
         <w:tc>
           <w:tcPr>
-            <w:tcW w:type="dxa" w:w="2154"/>
+            <w:tcW w:type="dxa" w:w="2381"/>
           </w:tcPr>
           <w:p>
             <w:r/>
@@ -3041,7 +5272,7 @@
         </w:tc>
         <w:tc>
           <w:tcPr>
-            <w:tcW w:type="dxa" w:w="1701"/>
+            <w:tcW w:type="dxa" w:w="2211"/>
           </w:tcPr>
           <w:p>
             <w:r/>
@@ -3049,7 +5280,7 @@
               <w:rPr>
                 <w:sz w:val="18"/>
               </w:rPr>
-              <w:t>—</w:t>
+              <w:t>동일</w:t>
             </w:r>
           </w:p>
         </w:tc>
@@ -3069,7 +5300,7 @@
         </w:tc>
         <w:tc>
           <w:tcPr>
-            <w:tcW w:type="dxa" w:w="1361"/>
+            <w:tcW w:type="dxa" w:w="964"/>
           </w:tcPr>
           <w:p>
             <w:r/>
@@ -3086,7 +5317,7 @@
         <w:tc>
           <w:tcPr>
             <w:tcW w:type="dxa" w:w="737"/>
-            <w:shd w:val="clear" w:color="auto" w:fill="E2F0D9"/>
+            <w:shd w:val="clear" w:color="auto" w:fill="A9D18E"/>
           </w:tcPr>
           <w:p>
             <w:r/>
@@ -3101,8 +5332,8 @@
         </w:tc>
         <w:tc>
           <w:tcPr>
-            <w:tcW w:type="dxa" w:w="2381"/>
-            <w:shd w:val="clear" w:color="auto" w:fill="E2F0D9"/>
+            <w:tcW w:type="dxa" w:w="2041"/>
+            <w:shd w:val="clear" w:color="auto" w:fill="A9D18E"/>
           </w:tcPr>
           <w:p>
             <w:r/>
@@ -3110,14 +5341,14 @@
               <w:rPr>
                 <w:sz w:val="18"/>
               </w:rPr>
-              <w:t>Non-mass-like distortion, mucoid edema, diffuse linear enh. / no uptake</w:t>
+              <w:t>Non-mass-like distortion, mucosal edema, diffuse linear C+/FDG</w:t>
             </w:r>
           </w:p>
         </w:tc>
         <w:tc>
           <w:tcPr>
-            <w:tcW w:type="dxa" w:w="2154"/>
-            <w:shd w:val="clear" w:color="auto" w:fill="E2F0D9"/>
+            <w:tcW w:type="dxa" w:w="2381"/>
+            <w:shd w:val="clear" w:color="auto" w:fill="A9D18E"/>
           </w:tcPr>
           <w:p>
             <w:r/>
@@ -3125,14 +5356,14 @@
               <w:rPr>
                 <w:sz w:val="18"/>
               </w:rPr>
-              <w:t>Abnormal node 없음</w:t>
+              <w:t>+ Low T1·T2 scar, T2-bright distortion; baseline에서 perineural 감소</w:t>
             </w:r>
           </w:p>
         </w:tc>
         <w:tc>
           <w:tcPr>
-            <w:tcW w:type="dxa" w:w="1701"/>
-            <w:shd w:val="clear" w:color="auto" w:fill="E2F0D9"/>
+            <w:tcW w:type="dxa" w:w="2211"/>
+            <w:shd w:val="clear" w:color="auto" w:fill="A9D18E"/>
           </w:tcPr>
           <w:p>
             <w:r/>
@@ -3140,14 +5371,14 @@
               <w:rPr>
                 <w:sz w:val="18"/>
               </w:rPr>
-              <w:t>Low T1·low T2 scar</w:t>
+              <w:t>No abnormal node; residual node hypoenhancing·FDG 없음</w:t>
             </w:r>
           </w:p>
         </w:tc>
         <w:tc>
           <w:tcPr>
             <w:tcW w:type="dxa" w:w="1304"/>
-            <w:shd w:val="clear" w:color="auto" w:fill="E2F0D9"/>
+            <w:shd w:val="clear" w:color="auto" w:fill="A9D18E"/>
           </w:tcPr>
           <w:p>
             <w:r/>
@@ -3161,8 +5392,8 @@
         </w:tc>
         <w:tc>
           <w:tcPr>
-            <w:tcW w:type="dxa" w:w="1361"/>
-            <w:shd w:val="clear" w:color="auto" w:fill="E2F0D9"/>
+            <w:tcW w:type="dxa" w:w="964"/>
+            <w:shd w:val="clear" w:color="auto" w:fill="A9D18E"/>
           </w:tcPr>
           <w:p>
             <w:r/>
@@ -3179,7 +5410,7 @@
         <w:tc>
           <w:tcPr>
             <w:tcW w:type="dxa" w:w="737"/>
-            <w:shd w:val="clear" w:color="auto" w:fill="FFF2CC"/>
+            <w:shd w:val="clear" w:color="auto" w:fill="FFFF99"/>
           </w:tcPr>
           <w:p>
             <w:r/>
@@ -3194,8 +5425,8 @@
         </w:tc>
         <w:tc>
           <w:tcPr>
-            <w:tcW w:type="dxa" w:w="2381"/>
-            <w:shd w:val="clear" w:color="auto" w:fill="FFF2CC"/>
+            <w:tcW w:type="dxa" w:w="2041"/>
+            <w:shd w:val="clear" w:color="auto" w:fill="FFFF99"/>
           </w:tcPr>
           <w:p>
             <w:r/>
@@ -3203,14 +5434,14 @@
               <w:rPr>
                 <w:sz w:val="18"/>
               </w:rPr>
-              <w:t>Focal mucosal non-mass enh. / mild–mod mucosal uptake</w:t>
+              <w:t>Focal mucosal C+/FDG</w:t>
             </w:r>
           </w:p>
         </w:tc>
         <w:tc>
           <w:tcPr>
-            <w:tcW w:type="dxa" w:w="2154"/>
-            <w:shd w:val="clear" w:color="auto" w:fill="FFF2CC"/>
+            <w:tcW w:type="dxa" w:w="2381"/>
+            <w:shd w:val="clear" w:color="auto" w:fill="FFFF99"/>
           </w:tcPr>
           <w:p>
             <w:r/>
@@ -3218,14 +5449,14 @@
               <w:rPr>
                 <w:sz w:val="18"/>
               </w:rPr>
-              <w:t>(해당 없음)</w:t>
+              <w:t>Focal non-mass mucosal C+ 또는 focal reduced diffusion</w:t>
             </w:r>
           </w:p>
         </w:tc>
         <w:tc>
           <w:tcPr>
-            <w:tcW w:type="dxa" w:w="1701"/>
-            <w:shd w:val="clear" w:color="auto" w:fill="FFF2CC"/>
+            <w:tcW w:type="dxa" w:w="2211"/>
+            <w:shd w:val="clear" w:color="auto" w:fill="FFFF99"/>
           </w:tcPr>
           <w:p>
             <w:r/>
@@ -3240,7 +5471,7 @@
         <w:tc>
           <w:tcPr>
             <w:tcW w:type="dxa" w:w="1304"/>
-            <w:shd w:val="clear" w:color="auto" w:fill="FFF2CC"/>
+            <w:shd w:val="clear" w:color="auto" w:fill="FFFF99"/>
           </w:tcPr>
           <w:p>
             <w:r/>
@@ -3254,8 +5485,8 @@
         </w:tc>
         <w:tc>
           <w:tcPr>
-            <w:tcW w:type="dxa" w:w="1361"/>
-            <w:shd w:val="clear" w:color="auto" w:fill="FFF2CC"/>
+            <w:tcW w:type="dxa" w:w="964"/>
+            <w:shd w:val="clear" w:color="auto" w:fill="FFFF99"/>
           </w:tcPr>
           <w:p>
             <w:r/>
@@ -3272,7 +5503,7 @@
         <w:tc>
           <w:tcPr>
             <w:tcW w:type="dxa" w:w="737"/>
-            <w:shd w:val="clear" w:color="auto" w:fill="FFF2CC"/>
+            <w:shd w:val="clear" w:color="auto" w:fill="FFFF66"/>
           </w:tcPr>
           <w:p>
             <w:r/>
@@ -3287,8 +5518,8 @@
         </w:tc>
         <w:tc>
           <w:tcPr>
-            <w:tcW w:type="dxa" w:w="2381"/>
-            <w:shd w:val="clear" w:color="auto" w:fill="FFF2CC"/>
+            <w:tcW w:type="dxa" w:w="2041"/>
+            <w:shd w:val="clear" w:color="auto" w:fill="FFFF66"/>
           </w:tcPr>
           <w:p>
             <w:r/>
@@ -3296,14 +5527,14 @@
               <w:rPr>
                 <w:sz w:val="18"/>
               </w:rPr>
-              <w:t>Deep ill-defined, little/no diff. enh. / mild–mod uptake</w:t>
+              <w:t>Deep ill-defined + mild/mod FDG; PET–CT 불일치</w:t>
             </w:r>
           </w:p>
         </w:tc>
         <w:tc>
           <w:tcPr>
-            <w:tcW w:type="dxa" w:w="2154"/>
-            <w:shd w:val="clear" w:color="auto" w:fill="FFF2CC"/>
+            <w:tcW w:type="dxa" w:w="2381"/>
+            <w:shd w:val="clear" w:color="auto" w:fill="FFFF66"/>
           </w:tcPr>
           <w:p>
             <w:r/>
@@ -3311,14 +5542,14 @@
               <w:rPr>
                 <w:sz w:val="18"/>
               </w:rPr>
-              <w:t>—</w:t>
+              <w:t>Deep ill-defined non-nodular; 원래 종양과 신호가 다름; T2 intermediate; RT 후 perineural enhancement 증가(nodularity 없음)</w:t>
             </w:r>
           </w:p>
         </w:tc>
         <w:tc>
           <w:tcPr>
-            <w:tcW w:type="dxa" w:w="1701"/>
-            <w:shd w:val="clear" w:color="auto" w:fill="FFF2CC"/>
+            <w:tcW w:type="dxa" w:w="2211"/>
+            <w:shd w:val="clear" w:color="auto" w:fill="FFFF66"/>
           </w:tcPr>
           <w:p>
             <w:r/>
@@ -3333,7 +5564,7 @@
         <w:tc>
           <w:tcPr>
             <w:tcW w:type="dxa" w:w="1304"/>
-            <w:shd w:val="clear" w:color="auto" w:fill="FFF2CC"/>
+            <w:shd w:val="clear" w:color="auto" w:fill="FFFF66"/>
           </w:tcPr>
           <w:p>
             <w:r/>
@@ -3341,14 +5572,14 @@
               <w:rPr>
                 <w:sz w:val="18"/>
               </w:rPr>
-              <w:t>3개월 f/u 또는 PET</w:t>
+              <w:t>Short f/u (3개월) 또는 PET; perineural은 MRI</w:t>
             </w:r>
           </w:p>
         </w:tc>
         <w:tc>
           <w:tcPr>
-            <w:tcW w:type="dxa" w:w="1361"/>
-            <w:shd w:val="clear" w:color="auto" w:fill="FFF2CC"/>
+            <w:tcW w:type="dxa" w:w="964"/>
+            <w:shd w:val="clear" w:color="auto" w:fill="FFFF66"/>
           </w:tcPr>
           <w:p>
             <w:r/>
@@ -3356,7 +5587,7 @@
               <w:rPr>
                 <w:sz w:val="18"/>
               </w:rPr>
-              <w:t>↑</w:t>
+              <w:t>〃</w:t>
             </w:r>
           </w:p>
         </w:tc>
@@ -3365,7 +5596,7 @@
         <w:tc>
           <w:tcPr>
             <w:tcW w:type="dxa" w:w="737"/>
-            <w:shd w:val="clear" w:color="auto" w:fill="FFF2CC"/>
+            <w:shd w:val="clear" w:color="auto" w:fill="FFFF66"/>
           </w:tcPr>
           <w:p>
             <w:r/>
@@ -3380,8 +5611,8 @@
         </w:tc>
         <w:tc>
           <w:tcPr>
-            <w:tcW w:type="dxa" w:w="2381"/>
-            <w:shd w:val="clear" w:color="auto" w:fill="FFF2CC"/>
+            <w:tcW w:type="dxa" w:w="2041"/>
+            <w:shd w:val="clear" w:color="auto" w:fill="FFFF66"/>
           </w:tcPr>
           <w:p>
             <w:r/>
@@ -3395,23 +5626,8 @@
         </w:tc>
         <w:tc>
           <w:tcPr>
-            <w:tcW w:type="dxa" w:w="2154"/>
-            <w:shd w:val="clear" w:color="auto" w:fill="FFF2CC"/>
-          </w:tcPr>
-          <w:p>
-            <w:r/>
-            <w:r>
-              <w:rPr>
-                <w:sz w:val="18"/>
-              </w:rPr>
-              <w:t>Enlarging node, no new necrosis/ENE / mild–mod uptake</w:t>
-            </w:r>
-          </w:p>
-        </w:tc>
-        <w:tc>
-          <w:tcPr>
-            <w:tcW w:type="dxa" w:w="1701"/>
-            <w:shd w:val="clear" w:color="auto" w:fill="FFF2CC"/>
+            <w:tcW w:type="dxa" w:w="2381"/>
+            <w:shd w:val="clear" w:color="auto" w:fill="FFFF66"/>
           </w:tcPr>
           <w:p>
             <w:r/>
@@ -3425,8 +5641,23 @@
         </w:tc>
         <w:tc>
           <w:tcPr>
+            <w:tcW w:type="dxa" w:w="2211"/>
+            <w:shd w:val="clear" w:color="auto" w:fill="FFFF66"/>
+          </w:tcPr>
+          <w:p>
+            <w:r/>
+            <w:r>
+              <w:rPr>
+                <w:sz w:val="18"/>
+              </w:rPr>
+              <w:t>Residual node heterogeneous C+/mild–mod FDG; new/enlarging node, 형태 이상 없음; PET 불일치</w:t>
+            </w:r>
+          </w:p>
+        </w:tc>
+        <w:tc>
+          <w:tcPr>
             <w:tcW w:type="dxa" w:w="1304"/>
-            <w:shd w:val="clear" w:color="auto" w:fill="FFF2CC"/>
+            <w:shd w:val="clear" w:color="auto" w:fill="FFFF66"/>
           </w:tcPr>
           <w:p>
             <w:r/>
@@ -3440,8 +5671,8 @@
         </w:tc>
         <w:tc>
           <w:tcPr>
-            <w:tcW w:type="dxa" w:w="1361"/>
-            <w:shd w:val="clear" w:color="auto" w:fill="FFF2CC"/>
+            <w:tcW w:type="dxa" w:w="964"/>
+            <w:shd w:val="clear" w:color="auto" w:fill="FFFF66"/>
           </w:tcPr>
           <w:p>
             <w:r/>
@@ -3450,99 +5681,6 @@
                 <w:sz w:val="18"/>
               </w:rPr>
               <w:t>— / 14.3%</w:t>
-            </w:r>
-          </w:p>
-        </w:tc>
-      </w:tr>
-      <w:tr>
-        <w:tc>
-          <w:tcPr>
-            <w:tcW w:type="dxa" w:w="737"/>
-            <w:shd w:val="clear" w:color="auto" w:fill="F8CBAD"/>
-          </w:tcPr>
-          <w:p>
-            <w:r/>
-            <w:r>
-              <w:rPr>
-                <w:b/>
-                <w:sz w:val="18"/>
-              </w:rPr>
-              <w:t>3</w:t>
-            </w:r>
-          </w:p>
-        </w:tc>
-        <w:tc>
-          <w:tcPr>
-            <w:tcW w:type="dxa" w:w="2381"/>
-            <w:shd w:val="clear" w:color="auto" w:fill="F8CBAD"/>
-          </w:tcPr>
-          <w:p>
-            <w:r/>
-            <w:r>
-              <w:rPr>
-                <w:sz w:val="18"/>
-              </w:rPr>
-              <w:t>New/enlarging discrete mass + diff. enh. / intense uptake</w:t>
-            </w:r>
-          </w:p>
-        </w:tc>
-        <w:tc>
-          <w:tcPr>
-            <w:tcW w:type="dxa" w:w="2154"/>
-            <w:shd w:val="clear" w:color="auto" w:fill="F8CBAD"/>
-          </w:tcPr>
-          <w:p>
-            <w:r/>
-            <w:r>
-              <w:rPr>
-                <w:sz w:val="18"/>
-              </w:rPr>
-              <w:t>New/enlarging node + new necrosis 또는 gross ENE / intense uptake</w:t>
-            </w:r>
-          </w:p>
-        </w:tc>
-        <w:tc>
-          <w:tcPr>
-            <w:tcW w:type="dxa" w:w="1701"/>
-            <w:shd w:val="clear" w:color="auto" w:fill="F8CBAD"/>
-          </w:tcPr>
-          <w:p>
-            <w:r/>
-            <w:r>
-              <w:rPr>
-                <w:sz w:val="18"/>
-              </w:rPr>
-              <w:t>Intermediate T2 + low ADC</w:t>
-            </w:r>
-          </w:p>
-        </w:tc>
-        <w:tc>
-          <w:tcPr>
-            <w:tcW w:type="dxa" w:w="1304"/>
-            <w:shd w:val="clear" w:color="auto" w:fill="F8CBAD"/>
-          </w:tcPr>
-          <w:p>
-            <w:r/>
-            <w:r>
-              <w:rPr>
-                <w:sz w:val="18"/>
-              </w:rPr>
-              <w:t>Biopsy</w:t>
-            </w:r>
-          </w:p>
-        </w:tc>
-        <w:tc>
-          <w:tcPr>
-            <w:tcW w:type="dxa" w:w="1361"/>
-            <w:shd w:val="clear" w:color="auto" w:fill="F8CBAD"/>
-          </w:tcPr>
-          <w:p>
-            <w:r/>
-            <w:r>
-              <w:rPr>
-                <w:sz w:val="18"/>
-              </w:rPr>
-              <w:t>74.4% / 73.3%</w:t>
             </w:r>
           </w:p>
         </w:tc>
@@ -3560,7 +5698,22 @@
                 <w:b/>
                 <w:sz w:val="18"/>
               </w:rPr>
-              <w:t>4</w:t>
+              <w:t>3</w:t>
+            </w:r>
+          </w:p>
+        </w:tc>
+        <w:tc>
+          <w:tcPr>
+            <w:tcW w:type="dxa" w:w="2041"/>
+            <w:shd w:val="clear" w:color="auto" w:fill="F4B183"/>
+          </w:tcPr>
+          <w:p>
+            <w:r/>
+            <w:r>
+              <w:rPr>
+                <w:sz w:val="18"/>
+              </w:rPr>
+              <w:t>Discrete mass + intense FDG; 새 nodular 점막 C+</w:t>
             </w:r>
           </w:p>
         </w:tc>
@@ -3575,13 +5728,13 @@
               <w:rPr>
                 <w:sz w:val="18"/>
               </w:rPr>
-              <w:t>Proven 또는 definite progression</w:t>
+              <w:t>Discrete mass + 원래 종양과 신호 일치; perineural nodular/mass-like 증가</w:t>
             </w:r>
           </w:p>
         </w:tc>
         <w:tc>
           <w:tcPr>
-            <w:tcW w:type="dxa" w:w="2154"/>
+            <w:tcW w:type="dxa" w:w="2211"/>
             <w:shd w:val="clear" w:color="auto" w:fill="F4B183"/>
           </w:tcPr>
           <w:p>
@@ -3590,22 +5743,7 @@
               <w:rPr>
                 <w:sz w:val="18"/>
               </w:rPr>
-              <w:t>동일</w:t>
-            </w:r>
-          </w:p>
-        </w:tc>
-        <w:tc>
-          <w:tcPr>
-            <w:tcW w:type="dxa" w:w="1701"/>
-            <w:shd w:val="clear" w:color="auto" w:fill="F4B183"/>
-          </w:tcPr>
-          <w:p>
-            <w:r/>
-            <w:r>
-              <w:rPr>
-                <w:sz w:val="18"/>
-              </w:rPr>
-              <w:t>—</w:t>
+              <w:t>Residual node intense FDG·커짐; new/enlarging node + necrosis/cystic/irregular/ENE</w:t>
             </w:r>
           </w:p>
         </w:tc>
@@ -3620,13 +5758,13 @@
               <w:rPr>
                 <w:sz w:val="18"/>
               </w:rPr>
-              <w:t>Clinical mx</w:t>
+              <w:t>Biopsy (perineural은 MDT)</w:t>
             </w:r>
           </w:p>
         </w:tc>
         <w:tc>
           <w:tcPr>
-            <w:tcW w:type="dxa" w:w="1361"/>
+            <w:tcW w:type="dxa" w:w="964"/>
             <w:shd w:val="clear" w:color="auto" w:fill="F4B183"/>
           </w:tcPr>
           <w:p>
@@ -3635,7 +5773,100 @@
               <w:rPr>
                 <w:sz w:val="18"/>
               </w:rPr>
-              <w:t>100%(정의상)</w:t>
+              <w:t>74.4% / 73.3%</w:t>
+            </w:r>
+          </w:p>
+        </w:tc>
+      </w:tr>
+      <w:tr>
+        <w:tc>
+          <w:tcPr>
+            <w:tcW w:type="dxa" w:w="737"/>
+            <w:shd w:val="clear" w:color="auto" w:fill="FF6666"/>
+          </w:tcPr>
+          <w:p>
+            <w:r/>
+            <w:r>
+              <w:rPr>
+                <w:b/>
+                <w:sz w:val="18"/>
+              </w:rPr>
+              <w:t>4</w:t>
+            </w:r>
+          </w:p>
+        </w:tc>
+        <w:tc>
+          <w:tcPr>
+            <w:tcW w:type="dxa" w:w="2041"/>
+            <w:shd w:val="clear" w:color="auto" w:fill="FF6666"/>
+          </w:tcPr>
+          <w:p>
+            <w:r/>
+            <w:r>
+              <w:rPr>
+                <w:sz w:val="18"/>
+              </w:rPr>
+              <w:t>Proven 또는 definite progression</w:t>
+            </w:r>
+          </w:p>
+        </w:tc>
+        <w:tc>
+          <w:tcPr>
+            <w:tcW w:type="dxa" w:w="2381"/>
+            <w:shd w:val="clear" w:color="auto" w:fill="FF6666"/>
+          </w:tcPr>
+          <w:p>
+            <w:r/>
+            <w:r>
+              <w:rPr>
+                <w:sz w:val="18"/>
+              </w:rPr>
+              <w:t>동일</w:t>
+            </w:r>
+          </w:p>
+        </w:tc>
+        <w:tc>
+          <w:tcPr>
+            <w:tcW w:type="dxa" w:w="2211"/>
+            <w:shd w:val="clear" w:color="auto" w:fill="FF6666"/>
+          </w:tcPr>
+          <w:p>
+            <w:r/>
+            <w:r>
+              <w:rPr>
+                <w:sz w:val="18"/>
+              </w:rPr>
+              <w:t>동일</w:t>
+            </w:r>
+          </w:p>
+        </w:tc>
+        <w:tc>
+          <w:tcPr>
+            <w:tcW w:type="dxa" w:w="1304"/>
+            <w:shd w:val="clear" w:color="auto" w:fill="FF6666"/>
+          </w:tcPr>
+          <w:p>
+            <w:r/>
+            <w:r>
+              <w:rPr>
+                <w:sz w:val="18"/>
+              </w:rPr>
+              <w:t>Clinical mx</w:t>
+            </w:r>
+          </w:p>
+        </w:tc>
+        <w:tc>
+          <w:tcPr>
+            <w:tcW w:type="dxa" w:w="964"/>
+            <w:shd w:val="clear" w:color="auto" w:fill="FF6666"/>
+          </w:tcPr>
+          <w:p>
+            <w:r/>
+            <w:r>
+              <w:rPr>
+                <w:sz w:val="18"/>
+              </w:rPr>
+              <w:t>—</w:t>
             </w:r>
           </w:p>
         </w:tc>
@@ -3650,7 +5881,7 @@
           <w:color w:val="666666"/>
           <w:sz w:val="17"/>
         </w:rPr>
-        <w:t>* 재발률: Baba 2023 메타분석 pooled estimate (CT/PET 기반). MRI category별 재발률은 아직 검증 중.</w:t>
+        <w:t>* 재발률: Baba 2023 메타분석 pooled estimate (CT/PET 기반). MRI v2025의 category별 재발률은 아직 검증되지 않음.</w:t>
       </w:r>
     </w:p>
     <w:p>
@@ -3664,7 +5895,77 @@
           <w:color w:val="1F3A5F"/>
           <w:sz w:val="28"/>
         </w:rPr>
-        <w:t>참고문헌 (PubMed 확인)</w:t>
+        <w:t>참고문헌</w:t>
+      </w:r>
+    </w:p>
+    <w:p>
+      <w:r>
+        <w:rPr>
+          <w:b/>
+          <w:i w:val="0"/>
+          <w:sz w:val="20"/>
+        </w:rPr>
+        <w:t>ACR 공식 자료 (사용자 제공 PDF)</w:t>
+      </w:r>
+    </w:p>
+    <w:p>
+      <w:r>
+        <w:rPr>
+          <w:b w:val="0"/>
+          <w:i w:val="0"/>
+          <w:sz w:val="17"/>
+        </w:rPr>
+        <w:t>• ACR. NI-RADS™ PET/CT Category Descriptors, Imaging Findings, and Management. January 2021.</w:t>
+      </w:r>
+    </w:p>
+    <w:p>
+      <w:r>
+        <w:rPr>
+          <w:b w:val="0"/>
+          <w:i w:val="0"/>
+          <w:sz w:val="17"/>
+        </w:rPr>
+        <w:t>• ACR. NI-RADS Primary Site / Neck Nodes Category and Management (algorithm).</w:t>
+      </w:r>
+    </w:p>
+    <w:p>
+      <w:r>
+        <w:rPr>
+          <w:b w:val="0"/>
+          <w:i w:val="0"/>
+          <w:sz w:val="17"/>
+        </w:rPr>
+        <w:t>• ACR. NI-RADS™ MRI v2025 Assessment Categories. Updated August 2025.</w:t>
+      </w:r>
+    </w:p>
+    <w:p>
+      <w:r>
+        <w:rPr>
+          <w:b w:val="0"/>
+          <w:i w:val="0"/>
+          <w:sz w:val="17"/>
+        </w:rPr>
+        <w:t>• ACR. NI-RADS™ MRI v2025 Primary Site Assessment Categories – Algorithm. November 2025.</w:t>
+      </w:r>
+    </w:p>
+    <w:p>
+      <w:r>
+        <w:rPr>
+          <w:b w:val="0"/>
+          <w:i w:val="0"/>
+          <w:sz w:val="17"/>
+        </w:rPr>
+        <w:t>• ACR. NI-RADS™ MRI v2025 Neck Nodes Assessment Categories – Algorithm. November 2025.</w:t>
+      </w:r>
+    </w:p>
+    <w:p>
+      <w:r>
+        <w:rPr>
+          <w:b/>
+          <w:i w:val="0"/>
+          <w:sz w:val="20"/>
+        </w:rPr>
+        <w:t>PubMed 문헌</w:t>
       </w:r>
     </w:p>
     <w:p>
